--- a/reduce_noise_results.docx
+++ b/reduce_noise_results.docx
@@ -316,10 +316,10 @@
           <w14:ligatures w14:val="none"/>
         </w:rPr>
         <w:drawing>
-          <wp:inline distT="0" distB="0" distL="0" distR="0" wp14:anchorId="0DA37ECF" wp14:editId="605342CC">
-            <wp:extent cx="4808855" cy="3611245"/>
-            <wp:effectExtent l="0" t="0" r="0" b="8255"/>
-            <wp:docPr id="1800772198" name="Picture 1" descr="A graph with blue and orange bars&#10;&#10;Description automatically generated"/>
+          <wp:inline distT="0" distB="0" distL="0" distR="0" wp14:anchorId="1E744A5E" wp14:editId="0F98D533">
+            <wp:extent cx="4805680" cy="3615055"/>
+            <wp:effectExtent l="0" t="0" r="0" b="4445"/>
+            <wp:docPr id="1988978525" name="Picture 5" descr="A graph of a graph&#10;&#10;Description automatically generated"/>
             <wp:cNvGraphicFramePr>
               <a:graphicFrameLocks xmlns:a="http://schemas.openxmlformats.org/drawingml/2006/main" noChangeAspect="1"/>
             </wp:cNvGraphicFramePr>
@@ -327,7 +327,7 @@
               <a:graphicData uri="http://schemas.openxmlformats.org/drawingml/2006/picture">
                 <pic:pic xmlns:pic="http://schemas.openxmlformats.org/drawingml/2006/picture">
                   <pic:nvPicPr>
-                    <pic:cNvPr id="1800772198" name="Picture 1" descr="A graph with blue and orange bars&#10;&#10;Description automatically generated"/>
+                    <pic:cNvPr id="1988978525" name="Picture 5" descr="A graph of a graph&#10;&#10;Description automatically generated"/>
                     <pic:cNvPicPr>
                       <a:picLocks noChangeAspect="1" noChangeArrowheads="1"/>
                     </pic:cNvPicPr>
@@ -348,7 +348,7 @@
                   <pic:spPr bwMode="auto">
                     <a:xfrm>
                       <a:off x="0" y="0"/>
-                      <a:ext cx="4808855" cy="3611245"/>
+                      <a:ext cx="4805680" cy="3615055"/>
                     </a:xfrm>
                     <a:prstGeom prst="rect">
                       <a:avLst/>
@@ -391,19 +391,22 @@
         <w:rPr>
           <w:noProof/>
         </w:rPr>
-        <w:t>4</w:t>
+        <w:t>5</w:t>
       </w:r>
       <w:r>
         <w:fldChar w:fldCharType="end"/>
       </w:r>
       <w:r>
-        <w:t xml:space="preserve">. PSNR and SNR comparison </w:t>
-      </w:r>
-      <w:r>
-        <w:t>by Wiener filter</w:t>
-      </w:r>
-      <w:r>
-        <w:t>. (1) noisy signal (2) filtered signal (3) sum of 5 IMF (4) filtered residual + sum of 5 IMF</w:t>
+        <w:t xml:space="preserve">. </w:t>
+      </w:r>
+      <w:r>
+        <w:t xml:space="preserve">Filtered signal by </w:t>
+      </w:r>
+      <w:r>
+        <w:t>Median</w:t>
+      </w:r>
+      <w:r>
+        <w:t xml:space="preserve"> filter.</w:t>
       </w:r>
     </w:p>
     <w:p>
@@ -421,10 +424,10 @@
         </w:rPr>
         <w:lastRenderedPageBreak/>
         <w:drawing>
-          <wp:inline distT="0" distB="0" distL="0" distR="0" wp14:anchorId="1E744A5E" wp14:editId="0F98D533">
+          <wp:inline distT="0" distB="0" distL="0" distR="0" wp14:anchorId="0598865D" wp14:editId="6278F066">
             <wp:extent cx="4805680" cy="3615055"/>
             <wp:effectExtent l="0" t="0" r="0" b="4445"/>
-            <wp:docPr id="1988978525" name="Picture 5" descr="A graph of a graph&#10;&#10;Description automatically generated"/>
+            <wp:docPr id="550633005" name="Picture 7" descr="A graph with blue lines&#10;&#10;Description automatically generated"/>
             <wp:cNvGraphicFramePr>
               <a:graphicFrameLocks xmlns:a="http://schemas.openxmlformats.org/drawingml/2006/main" noChangeAspect="1"/>
             </wp:cNvGraphicFramePr>
@@ -432,7 +435,7 @@
               <a:graphicData uri="http://schemas.openxmlformats.org/drawingml/2006/picture">
                 <pic:pic xmlns:pic="http://schemas.openxmlformats.org/drawingml/2006/picture">
                   <pic:nvPicPr>
-                    <pic:cNvPr id="1988978525" name="Picture 5" descr="A graph of a graph&#10;&#10;Description automatically generated"/>
+                    <pic:cNvPr id="550633005" name="Picture 7" descr="A graph with blue lines&#10;&#10;Description automatically generated"/>
                     <pic:cNvPicPr>
                       <a:picLocks noChangeAspect="1" noChangeArrowheads="1"/>
                     </pic:cNvPicPr>
@@ -496,7 +499,7 @@
         <w:rPr>
           <w:noProof/>
         </w:rPr>
-        <w:t>5</w:t>
+        <w:t>7</w:t>
       </w:r>
       <w:r>
         <w:fldChar w:fldCharType="end"/>
@@ -508,88 +511,25 @@
         <w:t xml:space="preserve">Filtered signal by </w:t>
       </w:r>
       <w:r>
-        <w:t>Median</w:t>
+        <w:t>Average</w:t>
       </w:r>
       <w:r>
         <w:t xml:space="preserve"> filter.</w:t>
-      </w:r>
-    </w:p>
-    <w:p>
-      <w:pPr>
-        <w:keepNext/>
-        <w:spacing w:after="0" w:line="240" w:lineRule="auto"/>
-        <w:jc w:val="center"/>
-      </w:pPr>
-      <w:r>
-        <w:rPr>
-          <w:rFonts w:ascii="Times New Roman" w:eastAsia="Times New Roman" w:hAnsi="Times New Roman" w:cs="Times New Roman"/>
-          <w:noProof/>
-          <w:kern w:val="0"/>
-          <w14:ligatures w14:val="none"/>
-        </w:rPr>
-        <w:drawing>
-          <wp:inline distT="0" distB="0" distL="0" distR="0" wp14:anchorId="5D59CC0B" wp14:editId="50E80D16">
-            <wp:extent cx="4805680" cy="3615055"/>
-            <wp:effectExtent l="0" t="0" r="0" b="4445"/>
-            <wp:docPr id="660820401" name="Picture 6" descr="A graph with blue and orange bars&#10;&#10;Description automatically generated"/>
-            <wp:cNvGraphicFramePr>
-              <a:graphicFrameLocks xmlns:a="http://schemas.openxmlformats.org/drawingml/2006/main" noChangeAspect="1"/>
-            </wp:cNvGraphicFramePr>
-            <a:graphic xmlns:a="http://schemas.openxmlformats.org/drawingml/2006/main">
-              <a:graphicData uri="http://schemas.openxmlformats.org/drawingml/2006/picture">
-                <pic:pic xmlns:pic="http://schemas.openxmlformats.org/drawingml/2006/picture">
-                  <pic:nvPicPr>
-                    <pic:cNvPr id="660820401" name="Picture 6" descr="A graph with blue and orange bars&#10;&#10;Description automatically generated"/>
-                    <pic:cNvPicPr>
-                      <a:picLocks noChangeAspect="1" noChangeArrowheads="1"/>
-                    </pic:cNvPicPr>
-                  </pic:nvPicPr>
-                  <pic:blipFill>
-                    <a:blip r:embed="rId9">
-                      <a:extLst>
-                        <a:ext uri="{28A0092B-C50C-407E-A947-70E740481C1C}">
-                          <a14:useLocalDpi xmlns:a14="http://schemas.microsoft.com/office/drawing/2010/main" val="0"/>
-                        </a:ext>
-                      </a:extLst>
-                    </a:blip>
-                    <a:srcRect/>
-                    <a:stretch>
-                      <a:fillRect/>
-                    </a:stretch>
-                  </pic:blipFill>
-                  <pic:spPr bwMode="auto">
-                    <a:xfrm>
-                      <a:off x="0" y="0"/>
-                      <a:ext cx="4805680" cy="3615055"/>
-                    </a:xfrm>
-                    <a:prstGeom prst="rect">
-                      <a:avLst/>
-                    </a:prstGeom>
-                    <a:noFill/>
-                    <a:ln>
-                      <a:noFill/>
-                    </a:ln>
-                  </pic:spPr>
-                </pic:pic>
-              </a:graphicData>
-            </a:graphic>
-          </wp:inline>
-        </w:drawing>
       </w:r>
     </w:p>
     <w:p>
       <w:pPr>
         <w:pStyle w:val="Caption"/>
-        <w:jc w:val="center"/>
+        <w:keepNext/>
       </w:pPr>
       <w:r>
-        <w:t xml:space="preserve">Figure </w:t>
+        <w:t xml:space="preserve">Table </w:t>
       </w:r>
       <w:r>
         <w:fldChar w:fldCharType="begin"/>
       </w:r>
       <w:r>
-        <w:instrText xml:space="preserve"> SEQ Figure \* ARABIC </w:instrText>
+        <w:instrText xml:space="preserve"> SEQ Table \* ARABIC </w:instrText>
       </w:r>
       <w:r>
         <w:fldChar w:fldCharType="separate"/>
@@ -598,248 +538,281 @@
         <w:rPr>
           <w:noProof/>
         </w:rPr>
-        <w:t>6</w:t>
+        <w:t>1</w:t>
       </w:r>
       <w:r>
         <w:fldChar w:fldCharType="end"/>
       </w:r>
       <w:r>
-        <w:t xml:space="preserve">. </w:t>
-      </w:r>
-      <w:r>
-        <w:t xml:space="preserve">PSNR and SNR comparison by </w:t>
-      </w:r>
-      <w:r>
-        <w:t>Median</w:t>
-      </w:r>
-      <w:r>
-        <w:t xml:space="preserve"> filter</w:t>
-      </w:r>
-      <w:r>
-        <w:t>. (1) noisy signal (2) filtered signal (3) sum of 5 IMF (4) filtered residual + sum of 5 IMF</w:t>
+        <w:t>. PSNR summary</w:t>
       </w:r>
     </w:p>
-    <w:p>
-      <w:pPr>
-        <w:keepNext/>
-        <w:spacing w:after="0" w:line="240" w:lineRule="auto"/>
-        <w:jc w:val="center"/>
-      </w:pPr>
-      <w:r>
-        <w:rPr>
-          <w:rFonts w:ascii="Times New Roman" w:eastAsia="Times New Roman" w:hAnsi="Times New Roman" w:cs="Times New Roman"/>
-          <w:noProof/>
-          <w:kern w:val="0"/>
-          <w14:ligatures w14:val="none"/>
-        </w:rPr>
-        <w:lastRenderedPageBreak/>
-        <w:drawing>
-          <wp:inline distT="0" distB="0" distL="0" distR="0" wp14:anchorId="0598865D" wp14:editId="6278F066">
-            <wp:extent cx="4805680" cy="3615055"/>
-            <wp:effectExtent l="0" t="0" r="0" b="4445"/>
-            <wp:docPr id="550633005" name="Picture 7" descr="A graph with blue lines&#10;&#10;Description automatically generated"/>
-            <wp:cNvGraphicFramePr>
-              <a:graphicFrameLocks xmlns:a="http://schemas.openxmlformats.org/drawingml/2006/main" noChangeAspect="1"/>
-            </wp:cNvGraphicFramePr>
-            <a:graphic xmlns:a="http://schemas.openxmlformats.org/drawingml/2006/main">
-              <a:graphicData uri="http://schemas.openxmlformats.org/drawingml/2006/picture">
-                <pic:pic xmlns:pic="http://schemas.openxmlformats.org/drawingml/2006/picture">
-                  <pic:nvPicPr>
-                    <pic:cNvPr id="550633005" name="Picture 7" descr="A graph with blue lines&#10;&#10;Description automatically generated"/>
-                    <pic:cNvPicPr>
-                      <a:picLocks noChangeAspect="1" noChangeArrowheads="1"/>
-                    </pic:cNvPicPr>
-                  </pic:nvPicPr>
-                  <pic:blipFill>
-                    <a:blip r:embed="rId10">
-                      <a:extLst>
-                        <a:ext uri="{28A0092B-C50C-407E-A947-70E740481C1C}">
-                          <a14:useLocalDpi xmlns:a14="http://schemas.microsoft.com/office/drawing/2010/main" val="0"/>
-                        </a:ext>
-                      </a:extLst>
-                    </a:blip>
-                    <a:srcRect/>
-                    <a:stretch>
-                      <a:fillRect/>
-                    </a:stretch>
-                  </pic:blipFill>
-                  <pic:spPr bwMode="auto">
-                    <a:xfrm>
-                      <a:off x="0" y="0"/>
-                      <a:ext cx="4805680" cy="3615055"/>
-                    </a:xfrm>
-                    <a:prstGeom prst="rect">
-                      <a:avLst/>
-                    </a:prstGeom>
-                    <a:noFill/>
-                    <a:ln>
-                      <a:noFill/>
-                    </a:ln>
-                  </pic:spPr>
-                </pic:pic>
-              </a:graphicData>
-            </a:graphic>
-          </wp:inline>
-        </w:drawing>
-      </w:r>
-    </w:p>
-    <w:p>
-      <w:pPr>
-        <w:pStyle w:val="Caption"/>
-        <w:jc w:val="center"/>
-        <w:rPr>
-          <w:rFonts w:eastAsia="Times New Roman" w:cs="Times New Roman"/>
-          <w:kern w:val="0"/>
-          <w14:ligatures w14:val="none"/>
-        </w:rPr>
-      </w:pPr>
-      <w:r>
-        <w:t xml:space="preserve">Figure </w:t>
-      </w:r>
-      <w:r>
-        <w:fldChar w:fldCharType="begin"/>
-      </w:r>
-      <w:r>
-        <w:instrText xml:space="preserve"> SEQ Figure \* ARABIC </w:instrText>
-      </w:r>
-      <w:r>
-        <w:fldChar w:fldCharType="separate"/>
-      </w:r>
-      <w:r>
-        <w:rPr>
-          <w:noProof/>
-        </w:rPr>
-        <w:t>7</w:t>
-      </w:r>
-      <w:r>
-        <w:fldChar w:fldCharType="end"/>
-      </w:r>
-      <w:r>
-        <w:t xml:space="preserve">. </w:t>
-      </w:r>
-      <w:r>
-        <w:t xml:space="preserve">Filtered signal by </w:t>
-      </w:r>
-      <w:r>
-        <w:t>Average</w:t>
-      </w:r>
-      <w:r>
-        <w:t xml:space="preserve"> filter.</w:t>
-      </w:r>
-    </w:p>
-    <w:p>
-      <w:pPr>
-        <w:keepNext/>
-        <w:spacing w:after="0" w:line="240" w:lineRule="auto"/>
-        <w:jc w:val="center"/>
-      </w:pPr>
-      <w:r>
-        <w:rPr>
-          <w:rFonts w:ascii="Times New Roman" w:eastAsia="Times New Roman" w:hAnsi="Times New Roman" w:cs="Times New Roman"/>
-          <w:noProof/>
-          <w:kern w:val="0"/>
-          <w14:ligatures w14:val="none"/>
-        </w:rPr>
-        <w:drawing>
-          <wp:inline distT="0" distB="0" distL="0" distR="0" wp14:anchorId="38CBF839" wp14:editId="26B1C2E9">
-            <wp:extent cx="4805680" cy="3615055"/>
-            <wp:effectExtent l="0" t="0" r="0" b="4445"/>
-            <wp:docPr id="1706279229" name="Picture 8" descr="A graph with blue and orange squares&#10;&#10;Description automatically generated"/>
-            <wp:cNvGraphicFramePr>
-              <a:graphicFrameLocks xmlns:a="http://schemas.openxmlformats.org/drawingml/2006/main" noChangeAspect="1"/>
-            </wp:cNvGraphicFramePr>
-            <a:graphic xmlns:a="http://schemas.openxmlformats.org/drawingml/2006/main">
-              <a:graphicData uri="http://schemas.openxmlformats.org/drawingml/2006/picture">
-                <pic:pic xmlns:pic="http://schemas.openxmlformats.org/drawingml/2006/picture">
-                  <pic:nvPicPr>
-                    <pic:cNvPr id="1706279229" name="Picture 8" descr="A graph with blue and orange squares&#10;&#10;Description automatically generated"/>
-                    <pic:cNvPicPr>
-                      <a:picLocks noChangeAspect="1" noChangeArrowheads="1"/>
-                    </pic:cNvPicPr>
-                  </pic:nvPicPr>
-                  <pic:blipFill>
-                    <a:blip r:embed="rId11">
-                      <a:extLst>
-                        <a:ext uri="{28A0092B-C50C-407E-A947-70E740481C1C}">
-                          <a14:useLocalDpi xmlns:a14="http://schemas.microsoft.com/office/drawing/2010/main" val="0"/>
-                        </a:ext>
-                      </a:extLst>
-                    </a:blip>
-                    <a:srcRect/>
-                    <a:stretch>
-                      <a:fillRect/>
-                    </a:stretch>
-                  </pic:blipFill>
-                  <pic:spPr bwMode="auto">
-                    <a:xfrm>
-                      <a:off x="0" y="0"/>
-                      <a:ext cx="4805680" cy="3615055"/>
-                    </a:xfrm>
-                    <a:prstGeom prst="rect">
-                      <a:avLst/>
-                    </a:prstGeom>
-                    <a:noFill/>
-                    <a:ln>
-                      <a:noFill/>
-                    </a:ln>
-                  </pic:spPr>
-                </pic:pic>
-              </a:graphicData>
-            </a:graphic>
-          </wp:inline>
-        </w:drawing>
-      </w:r>
-      <w:r>
-        <w:t>x</w:t>
-      </w:r>
-    </w:p>
-    <w:p>
-      <w:pPr>
-        <w:pStyle w:val="Caption"/>
-        <w:jc w:val="center"/>
-        <w:rPr>
-          <w:rFonts w:eastAsia="Times New Roman" w:cs="Times New Roman"/>
-          <w:kern w:val="0"/>
-          <w14:ligatures w14:val="none"/>
-        </w:rPr>
-      </w:pPr>
-      <w:r>
-        <w:t xml:space="preserve">Figure </w:t>
-      </w:r>
-      <w:r>
-        <w:fldChar w:fldCharType="begin"/>
-      </w:r>
-      <w:r>
-        <w:instrText xml:space="preserve"> SEQ Figure \* ARABIC </w:instrText>
-      </w:r>
-      <w:r>
-        <w:fldChar w:fldCharType="separate"/>
-      </w:r>
-      <w:r>
-        <w:rPr>
-          <w:noProof/>
-        </w:rPr>
-        <w:t>8</w:t>
-      </w:r>
-      <w:r>
-        <w:fldChar w:fldCharType="end"/>
-      </w:r>
-      <w:r>
-        <w:t xml:space="preserve">. </w:t>
-      </w:r>
-      <w:r>
-        <w:t xml:space="preserve">PSNR and SNR comparison by </w:t>
-      </w:r>
-      <w:r>
-        <w:t>Average</w:t>
-      </w:r>
-      <w:r>
-        <w:t xml:space="preserve"> filter</w:t>
-      </w:r>
-      <w:r>
-        <w:t>. (1) noisy signal (2) filtered signal (3) sum of 5 IMF (4) filtered residual + sum of 5 IMF</w:t>
-      </w:r>
-    </w:p>
+    <w:tbl>
+      <w:tblPr>
+        <w:tblStyle w:val="TableGrid"/>
+        <w:tblW w:w="0" w:type="auto"/>
+        <w:tblLook w:val="04A0" w:firstRow="1" w:lastRow="0" w:firstColumn="1" w:lastColumn="0" w:noHBand="0" w:noVBand="1"/>
+      </w:tblPr>
+      <w:tblGrid>
+        <w:gridCol w:w="4675"/>
+        <w:gridCol w:w="4675"/>
+      </w:tblGrid>
+      <w:tr>
+        <w:tc>
+          <w:tcPr>
+            <w:tcW w:w="4675" w:type="dxa"/>
+          </w:tcPr>
+          <w:p>
+            <w:pPr>
+              <w:jc w:val="center"/>
+            </w:pPr>
+            <w:r>
+              <w:t>Compared to a clear signal</w:t>
+            </w:r>
+          </w:p>
+        </w:tc>
+        <w:tc>
+          <w:tcPr>
+            <w:tcW w:w="4675" w:type="dxa"/>
+          </w:tcPr>
+          <w:p>
+            <w:pPr>
+              <w:jc w:val="center"/>
+            </w:pPr>
+            <w:r>
+              <w:t>PSNR</w:t>
+            </w:r>
+          </w:p>
+        </w:tc>
+      </w:tr>
+      <w:tr>
+        <w:tc>
+          <w:tcPr>
+            <w:tcW w:w="4675" w:type="dxa"/>
+          </w:tcPr>
+          <w:p>
+            <w:r>
+              <w:t>Noisy signal</w:t>
+            </w:r>
+          </w:p>
+        </w:tc>
+        <w:tc>
+          <w:tcPr>
+            <w:tcW w:w="4675" w:type="dxa"/>
+          </w:tcPr>
+          <w:p>
+            <w:r>
+              <w:t>-0.0082</w:t>
+            </w:r>
+          </w:p>
+        </w:tc>
+      </w:tr>
+      <w:tr>
+        <w:tc>
+          <w:tcPr>
+            <w:tcW w:w="4675" w:type="dxa"/>
+          </w:tcPr>
+          <w:p>
+            <w:r>
+              <w:t>The sum of 5 IMF</w:t>
+            </w:r>
+          </w:p>
+        </w:tc>
+        <w:tc>
+          <w:tcPr>
+            <w:tcW w:w="4675" w:type="dxa"/>
+          </w:tcPr>
+          <w:p>
+            <w:r>
+              <w:t>-4.2639</w:t>
+            </w:r>
+          </w:p>
+        </w:tc>
+      </w:tr>
+      <w:tr>
+        <w:tc>
+          <w:tcPr>
+            <w:tcW w:w="4675" w:type="dxa"/>
+          </w:tcPr>
+          <w:p>
+            <w:r>
+              <w:t xml:space="preserve">Filtered signal with </w:t>
+            </w:r>
+            <w:r>
+              <w:rPr>
+                <w:color w:val="E97132" w:themeColor="accent2"/>
+              </w:rPr>
+              <w:t>Wiener filter</w:t>
+            </w:r>
+          </w:p>
+        </w:tc>
+        <w:tc>
+          <w:tcPr>
+            <w:tcW w:w="4675" w:type="dxa"/>
+          </w:tcPr>
+          <w:p>
+            <w:r>
+              <w:t>2.8972</w:t>
+            </w:r>
+          </w:p>
+        </w:tc>
+      </w:tr>
+      <w:tr>
+        <w:tc>
+          <w:tcPr>
+            <w:tcW w:w="4675" w:type="dxa"/>
+          </w:tcPr>
+          <w:p>
+            <w:r>
+              <w:t xml:space="preserve">The filtered residual with the </w:t>
+            </w:r>
+            <w:r>
+              <w:rPr>
+                <w:color w:val="E97132" w:themeColor="accent2"/>
+              </w:rPr>
+              <w:t>Wiener filter</w:t>
+            </w:r>
+          </w:p>
+        </w:tc>
+        <w:tc>
+          <w:tcPr>
+            <w:tcW w:w="4675" w:type="dxa"/>
+          </w:tcPr>
+          <w:p>
+            <w:r>
+              <w:t>-2.6658</w:t>
+            </w:r>
+          </w:p>
+        </w:tc>
+      </w:tr>
+      <w:tr>
+        <w:tc>
+          <w:tcPr>
+            <w:tcW w:w="4675" w:type="dxa"/>
+          </w:tcPr>
+          <w:p>
+            <w:r>
+              <w:t xml:space="preserve">Filtered signal with </w:t>
+            </w:r>
+            <w:r>
+              <w:rPr>
+                <w:color w:val="156082" w:themeColor="accent1"/>
+              </w:rPr>
+              <w:t>Median</w:t>
+            </w:r>
+            <w:r>
+              <w:rPr>
+                <w:color w:val="156082" w:themeColor="accent1"/>
+              </w:rPr>
+              <w:t xml:space="preserve"> filter</w:t>
+            </w:r>
+          </w:p>
+        </w:tc>
+        <w:tc>
+          <w:tcPr>
+            <w:tcW w:w="4675" w:type="dxa"/>
+          </w:tcPr>
+          <w:p>
+            <w:r>
+              <w:t>3.4673</w:t>
+            </w:r>
+          </w:p>
+        </w:tc>
+      </w:tr>
+      <w:tr>
+        <w:tc>
+          <w:tcPr>
+            <w:tcW w:w="4675" w:type="dxa"/>
+          </w:tcPr>
+          <w:p>
+            <w:r>
+              <w:t xml:space="preserve">The filtered residual with the </w:t>
+            </w:r>
+            <w:r>
+              <w:rPr>
+                <w:color w:val="156082" w:themeColor="accent1"/>
+              </w:rPr>
+              <w:t>Median filter</w:t>
+            </w:r>
+          </w:p>
+        </w:tc>
+        <w:tc>
+          <w:tcPr>
+            <w:tcW w:w="4675" w:type="dxa"/>
+          </w:tcPr>
+          <w:p>
+            <w:r>
+              <w:t>-3.1441</w:t>
+            </w:r>
+          </w:p>
+        </w:tc>
+      </w:tr>
+      <w:tr>
+        <w:tc>
+          <w:tcPr>
+            <w:tcW w:w="4675" w:type="dxa"/>
+          </w:tcPr>
+          <w:p>
+            <w:r>
+              <w:t xml:space="preserve">Filtered signal with </w:t>
+            </w:r>
+            <w:r>
+              <w:rPr>
+                <w:color w:val="A02B93" w:themeColor="accent5"/>
+              </w:rPr>
+              <w:t>Average filter</w:t>
+            </w:r>
+          </w:p>
+        </w:tc>
+        <w:tc>
+          <w:tcPr>
+            <w:tcW w:w="4675" w:type="dxa"/>
+          </w:tcPr>
+          <w:p>
+            <w:pPr>
+              <w:rPr>
+                <w:color w:val="FF0000"/>
+              </w:rPr>
+            </w:pPr>
+            <w:r>
+              <w:rPr>
+                <w:color w:val="FF0000"/>
+              </w:rPr>
+              <w:t>6.9875</w:t>
+            </w:r>
+          </w:p>
+        </w:tc>
+      </w:tr>
+      <w:tr>
+        <w:tc>
+          <w:tcPr>
+            <w:tcW w:w="4675" w:type="dxa"/>
+          </w:tcPr>
+          <w:p>
+            <w:r>
+              <w:t xml:space="preserve">The filtered residual with the </w:t>
+            </w:r>
+            <w:r>
+              <w:rPr>
+                <w:color w:val="A02B93" w:themeColor="accent5"/>
+              </w:rPr>
+              <w:t>Average filter</w:t>
+            </w:r>
+          </w:p>
+        </w:tc>
+        <w:tc>
+          <w:tcPr>
+            <w:tcW w:w="4675" w:type="dxa"/>
+          </w:tcPr>
+          <w:p>
+            <w:r>
+              <w:t>-3.8055</w:t>
+            </w:r>
+          </w:p>
+        </w:tc>
+      </w:tr>
+    </w:tbl>
+    <w:p/>
     <w:sectPr>
       <w:pgSz w:w="12240" w:h="15840"/>
       <w:pgMar w:top="1440" w:right="1440" w:bottom="1440" w:left="1440" w:header="720" w:footer="720" w:gutter="0"/>
@@ -1787,6 +1760,25 @@
       <w:szCs w:val="18"/>
     </w:rPr>
   </w:style>
+  <w:style w:type="table" w:styleId="TableGrid">
+    <w:name w:val="Table Grid"/>
+    <w:basedOn w:val="TableNormal"/>
+    <w:uiPriority w:val="39"/>
+    <w:rsid w:val="00486289"/>
+    <w:pPr>
+      <w:spacing w:after="0" w:line="240" w:lineRule="auto"/>
+    </w:pPr>
+    <w:tblPr>
+      <w:tblBorders>
+        <w:top w:val="single" w:sz="4" w:space="0" w:color="auto"/>
+        <w:left w:val="single" w:sz="4" w:space="0" w:color="auto"/>
+        <w:bottom w:val="single" w:sz="4" w:space="0" w:color="auto"/>
+        <w:right w:val="single" w:sz="4" w:space="0" w:color="auto"/>
+        <w:insideH w:val="single" w:sz="4" w:space="0" w:color="auto"/>
+        <w:insideV w:val="single" w:sz="4" w:space="0" w:color="auto"/>
+      </w:tblBorders>
+    </w:tblPr>
+  </w:style>
 </w:styles>
 </file>
 

--- a/reduce_noise_results.docx
+++ b/reduce_noise_results.docx
@@ -698,13 +698,7 @@
               <w:rPr>
                 <w:color w:val="156082" w:themeColor="accent1"/>
               </w:rPr>
-              <w:t>Median</w:t>
-            </w:r>
-            <w:r>
-              <w:rPr>
-                <w:color w:val="156082" w:themeColor="accent1"/>
-              </w:rPr>
-              <w:t xml:space="preserve"> filter</w:t>
+              <w:t>Median filter</w:t>
             </w:r>
           </w:p>
         </w:tc>
@@ -807,6 +801,763 @@
           <w:p>
             <w:r>
               <w:t>-3.8055</w:t>
+            </w:r>
+          </w:p>
+        </w:tc>
+      </w:tr>
+    </w:tbl>
+    <w:p/>
+    <w:p/>
+    <w:p>
+      <w:r>
+        <w:br w:type="page"/>
+      </w:r>
+    </w:p>
+    <w:p>
+      <w:r>
+        <w:lastRenderedPageBreak/>
+        <w:t>Survey with K = 6</w:t>
+      </w:r>
+    </w:p>
+    <w:p>
+      <w:r>
+        <w:rPr>
+          <w:noProof/>
+        </w:rPr>
+        <w:drawing>
+          <wp:inline distT="0" distB="0" distL="0" distR="0" wp14:anchorId="5BE077D1" wp14:editId="62FD7744">
+            <wp:extent cx="6224766" cy="3662337"/>
+            <wp:effectExtent l="0" t="0" r="5080" b="0"/>
+            <wp:docPr id="129317334" name="Picture 1"/>
+            <wp:cNvGraphicFramePr>
+              <a:graphicFrameLocks xmlns:a="http://schemas.openxmlformats.org/drawingml/2006/main" noChangeAspect="1"/>
+            </wp:cNvGraphicFramePr>
+            <a:graphic xmlns:a="http://schemas.openxmlformats.org/drawingml/2006/main">
+              <a:graphicData uri="http://schemas.openxmlformats.org/drawingml/2006/picture">
+                <pic:pic xmlns:pic="http://schemas.openxmlformats.org/drawingml/2006/picture">
+                  <pic:nvPicPr>
+                    <pic:cNvPr id="0" name="Picture 1"/>
+                    <pic:cNvPicPr>
+                      <a:picLocks noChangeAspect="1" noChangeArrowheads="1"/>
+                    </pic:cNvPicPr>
+                  </pic:nvPicPr>
+                  <pic:blipFill rotWithShape="1">
+                    <a:blip r:embed="rId9" cstate="print">
+                      <a:extLst>
+                        <a:ext uri="{28A0092B-C50C-407E-A947-70E740481C1C}">
+                          <a14:useLocalDpi xmlns:a14="http://schemas.microsoft.com/office/drawing/2010/main" val="0"/>
+                        </a:ext>
+                      </a:extLst>
+                    </a:blip>
+                    <a:srcRect l="2056" r="3826"/>
+                    <a:stretch/>
+                  </pic:blipFill>
+                  <pic:spPr bwMode="auto">
+                    <a:xfrm>
+                      <a:off x="0" y="0"/>
+                      <a:ext cx="6235791" cy="3668824"/>
+                    </a:xfrm>
+                    <a:prstGeom prst="rect">
+                      <a:avLst/>
+                    </a:prstGeom>
+                    <a:noFill/>
+                    <a:ln>
+                      <a:noFill/>
+                    </a:ln>
+                    <a:extLst>
+                      <a:ext uri="{53640926-AAD7-44D8-BBD7-CCE9431645EC}">
+                        <a14:shadowObscured xmlns:a14="http://schemas.microsoft.com/office/drawing/2010/main"/>
+                      </a:ext>
+                    </a:extLst>
+                  </pic:spPr>
+                </pic:pic>
+              </a:graphicData>
+            </a:graphic>
+          </wp:inline>
+        </w:drawing>
+      </w:r>
+    </w:p>
+    <w:tbl>
+      <w:tblPr>
+        <w:tblStyle w:val="TableGrid"/>
+        <w:tblW w:w="0" w:type="auto"/>
+        <w:tblLook w:val="04A0" w:firstRow="1" w:lastRow="0" w:firstColumn="1" w:lastColumn="0" w:noHBand="0" w:noVBand="1"/>
+      </w:tblPr>
+      <w:tblGrid>
+        <w:gridCol w:w="1757"/>
+        <w:gridCol w:w="1757"/>
+        <w:gridCol w:w="1946"/>
+        <w:gridCol w:w="1918"/>
+        <w:gridCol w:w="1971"/>
+      </w:tblGrid>
+      <w:tr>
+        <w:tc>
+          <w:tcPr>
+            <w:tcW w:w="1757" w:type="dxa"/>
+          </w:tcPr>
+          <w:p>
+            <w:pPr>
+              <w:jc w:val="center"/>
+              <w:rPr>
+                <w:b/>
+                <w:bCs/>
+              </w:rPr>
+            </w:pPr>
+            <w:r>
+              <w:rPr>
+                <w:b/>
+                <w:bCs/>
+              </w:rPr>
+              <w:t>Input</w:t>
+            </w:r>
+          </w:p>
+        </w:tc>
+        <w:tc>
+          <w:tcPr>
+            <w:tcW w:w="1757" w:type="dxa"/>
+          </w:tcPr>
+          <w:p>
+            <w:pPr>
+              <w:jc w:val="center"/>
+              <w:rPr>
+                <w:b/>
+                <w:bCs/>
+              </w:rPr>
+            </w:pPr>
+            <w:r>
+              <w:rPr>
+                <w:b/>
+                <w:bCs/>
+              </w:rPr>
+              <w:t>No-filter</w:t>
+            </w:r>
+          </w:p>
+        </w:tc>
+        <w:tc>
+          <w:tcPr>
+            <w:tcW w:w="1946" w:type="dxa"/>
+          </w:tcPr>
+          <w:p>
+            <w:pPr>
+              <w:jc w:val="center"/>
+              <w:rPr>
+                <w:b/>
+                <w:bCs/>
+              </w:rPr>
+            </w:pPr>
+            <w:r>
+              <w:rPr>
+                <w:b/>
+                <w:bCs/>
+              </w:rPr>
+              <w:t>Wiener</w:t>
+            </w:r>
+          </w:p>
+        </w:tc>
+        <w:tc>
+          <w:tcPr>
+            <w:tcW w:w="1918" w:type="dxa"/>
+          </w:tcPr>
+          <w:p>
+            <w:pPr>
+              <w:jc w:val="center"/>
+              <w:rPr>
+                <w:b/>
+                <w:bCs/>
+              </w:rPr>
+            </w:pPr>
+            <w:r>
+              <w:rPr>
+                <w:b/>
+                <w:bCs/>
+              </w:rPr>
+              <w:t>Mean</w:t>
+            </w:r>
+          </w:p>
+        </w:tc>
+        <w:tc>
+          <w:tcPr>
+            <w:tcW w:w="1971" w:type="dxa"/>
+          </w:tcPr>
+          <w:p>
+            <w:pPr>
+              <w:jc w:val="center"/>
+              <w:rPr>
+                <w:b/>
+                <w:bCs/>
+              </w:rPr>
+            </w:pPr>
+            <w:r>
+              <w:rPr>
+                <w:b/>
+                <w:bCs/>
+              </w:rPr>
+              <w:t>Median</w:t>
+            </w:r>
+          </w:p>
+        </w:tc>
+      </w:tr>
+      <w:tr>
+        <w:tc>
+          <w:tcPr>
+            <w:tcW w:w="1757" w:type="dxa"/>
+          </w:tcPr>
+          <w:p>
+            <w:pPr>
+              <w:rPr>
+                <w:b/>
+                <w:bCs/>
+              </w:rPr>
+            </w:pPr>
+            <w:r>
+              <w:rPr>
+                <w:b/>
+                <w:bCs/>
+              </w:rPr>
+              <w:t>Noisy signal</w:t>
+            </w:r>
+          </w:p>
+        </w:tc>
+        <w:tc>
+          <w:tcPr>
+            <w:tcW w:w="1757" w:type="dxa"/>
+          </w:tcPr>
+          <w:p>
+            <w:pPr>
+              <w:jc w:val="right"/>
+            </w:pPr>
+            <w:r>
+              <w:t>0.02</w:t>
+            </w:r>
+          </w:p>
+        </w:tc>
+        <w:tc>
+          <w:tcPr>
+            <w:tcW w:w="1946" w:type="dxa"/>
+          </w:tcPr>
+          <w:p>
+            <w:pPr>
+              <w:jc w:val="right"/>
+            </w:pPr>
+            <w:r>
+              <w:t>2.89</w:t>
+            </w:r>
+          </w:p>
+        </w:tc>
+        <w:tc>
+          <w:tcPr>
+            <w:tcW w:w="1918" w:type="dxa"/>
+          </w:tcPr>
+          <w:p>
+            <w:pPr>
+              <w:jc w:val="right"/>
+            </w:pPr>
+            <w:r>
+              <w:rPr>
+                <w:color w:val="C00000"/>
+              </w:rPr>
+              <w:t>6.97</w:t>
+            </w:r>
+          </w:p>
+        </w:tc>
+        <w:tc>
+          <w:tcPr>
+            <w:tcW w:w="1971" w:type="dxa"/>
+          </w:tcPr>
+          <w:p>
+            <w:pPr>
+              <w:jc w:val="right"/>
+            </w:pPr>
+            <w:r>
+              <w:t>3.51</w:t>
+            </w:r>
+          </w:p>
+        </w:tc>
+      </w:tr>
+      <w:tr>
+        <w:tc>
+          <w:tcPr>
+            <w:tcW w:w="1757" w:type="dxa"/>
+          </w:tcPr>
+          <w:p>
+            <w:pPr>
+              <w:rPr>
+                <w:b/>
+                <w:bCs/>
+              </w:rPr>
+            </w:pPr>
+            <w:r>
+              <w:rPr>
+                <w:b/>
+                <w:bCs/>
+              </w:rPr>
+              <w:t>1/6 IMF</w:t>
+            </w:r>
+          </w:p>
+        </w:tc>
+        <w:tc>
+          <w:tcPr>
+            <w:tcW w:w="1757" w:type="dxa"/>
+          </w:tcPr>
+          <w:p>
+            <w:pPr>
+              <w:jc w:val="right"/>
+              <w:rPr>
+                <w:color w:val="C00000"/>
+              </w:rPr>
+            </w:pPr>
+            <w:r>
+              <w:rPr>
+                <w:color w:val="C00000"/>
+              </w:rPr>
+              <w:t>10.81</w:t>
+            </w:r>
+          </w:p>
+        </w:tc>
+        <w:tc>
+          <w:tcPr>
+            <w:tcW w:w="1946" w:type="dxa"/>
+            <w:shd w:val="clear" w:color="auto" w:fill="A5C9EB" w:themeFill="text2" w:themeFillTint="40"/>
+          </w:tcPr>
+          <w:p>
+            <w:pPr>
+              <w:jc w:val="right"/>
+            </w:pPr>
+            <w:r>
+              <w:t>5.33</w:t>
+            </w:r>
+          </w:p>
+        </w:tc>
+        <w:tc>
+          <w:tcPr>
+            <w:tcW w:w="1918" w:type="dxa"/>
+            <w:shd w:val="clear" w:color="auto" w:fill="A5C9EB" w:themeFill="text2" w:themeFillTint="40"/>
+          </w:tcPr>
+          <w:p>
+            <w:pPr>
+              <w:jc w:val="right"/>
+            </w:pPr>
+            <w:r>
+              <w:t>7.06</w:t>
+            </w:r>
+          </w:p>
+        </w:tc>
+        <w:tc>
+          <w:tcPr>
+            <w:tcW w:w="1971" w:type="dxa"/>
+          </w:tcPr>
+          <w:p>
+            <w:pPr>
+              <w:jc w:val="right"/>
+            </w:pPr>
+            <w:r>
+              <w:t>3.46</w:t>
+            </w:r>
+          </w:p>
+        </w:tc>
+      </w:tr>
+      <w:tr>
+        <w:tc>
+          <w:tcPr>
+            <w:tcW w:w="1757" w:type="dxa"/>
+          </w:tcPr>
+          <w:p>
+            <w:pPr>
+              <w:rPr>
+                <w:b/>
+                <w:bCs/>
+              </w:rPr>
+            </w:pPr>
+            <w:r>
+              <w:rPr>
+                <w:b/>
+                <w:bCs/>
+              </w:rPr>
+              <w:t>2</w:t>
+            </w:r>
+            <w:r>
+              <w:rPr>
+                <w:b/>
+                <w:bCs/>
+              </w:rPr>
+              <w:t>/6 IMF</w:t>
+            </w:r>
+          </w:p>
+        </w:tc>
+        <w:tc>
+          <w:tcPr>
+            <w:tcW w:w="1757" w:type="dxa"/>
+          </w:tcPr>
+          <w:p>
+            <w:pPr>
+              <w:jc w:val="right"/>
+            </w:pPr>
+            <w:r>
+              <w:t>6.41</w:t>
+            </w:r>
+          </w:p>
+        </w:tc>
+        <w:tc>
+          <w:tcPr>
+            <w:tcW w:w="1946" w:type="dxa"/>
+            <w:shd w:val="clear" w:color="auto" w:fill="A5C9EB" w:themeFill="text2" w:themeFillTint="40"/>
+          </w:tcPr>
+          <w:p>
+            <w:pPr>
+              <w:jc w:val="right"/>
+            </w:pPr>
+            <w:r>
+              <w:t>3.75</w:t>
+            </w:r>
+          </w:p>
+        </w:tc>
+        <w:tc>
+          <w:tcPr>
+            <w:tcW w:w="1918" w:type="dxa"/>
+          </w:tcPr>
+          <w:p>
+            <w:pPr>
+              <w:jc w:val="right"/>
+            </w:pPr>
+            <w:r>
+              <w:t>4.76</w:t>
+            </w:r>
+          </w:p>
+        </w:tc>
+        <w:tc>
+          <w:tcPr>
+            <w:tcW w:w="1971" w:type="dxa"/>
+          </w:tcPr>
+          <w:p>
+            <w:pPr>
+              <w:jc w:val="right"/>
+            </w:pPr>
+            <w:r>
+              <w:t>2.5</w:t>
+            </w:r>
+          </w:p>
+        </w:tc>
+      </w:tr>
+      <w:tr>
+        <w:tc>
+          <w:tcPr>
+            <w:tcW w:w="1757" w:type="dxa"/>
+          </w:tcPr>
+          <w:p>
+            <w:pPr>
+              <w:rPr>
+                <w:b/>
+                <w:bCs/>
+              </w:rPr>
+            </w:pPr>
+            <w:r>
+              <w:rPr>
+                <w:b/>
+                <w:bCs/>
+              </w:rPr>
+              <w:t>3</w:t>
+            </w:r>
+            <w:r>
+              <w:rPr>
+                <w:b/>
+                <w:bCs/>
+              </w:rPr>
+              <w:t>/6 IMF</w:t>
+            </w:r>
+          </w:p>
+        </w:tc>
+        <w:tc>
+          <w:tcPr>
+            <w:tcW w:w="1757" w:type="dxa"/>
+          </w:tcPr>
+          <w:p>
+            <w:pPr>
+              <w:jc w:val="right"/>
+            </w:pPr>
+            <w:r>
+              <w:t>3.3</w:t>
+            </w:r>
+          </w:p>
+        </w:tc>
+        <w:tc>
+          <w:tcPr>
+            <w:tcW w:w="1946" w:type="dxa"/>
+          </w:tcPr>
+          <w:p>
+            <w:pPr>
+              <w:jc w:val="right"/>
+            </w:pPr>
+            <w:r>
+              <w:t>2.43</w:t>
+            </w:r>
+          </w:p>
+        </w:tc>
+        <w:tc>
+          <w:tcPr>
+            <w:tcW w:w="1918" w:type="dxa"/>
+          </w:tcPr>
+          <w:p>
+            <w:pPr>
+              <w:jc w:val="right"/>
+            </w:pPr>
+            <w:r>
+              <w:t>2.93</w:t>
+            </w:r>
+          </w:p>
+        </w:tc>
+        <w:tc>
+          <w:tcPr>
+            <w:tcW w:w="1971" w:type="dxa"/>
+          </w:tcPr>
+          <w:p>
+            <w:pPr>
+              <w:jc w:val="right"/>
+            </w:pPr>
+            <w:r>
+              <w:t>1.36</w:t>
+            </w:r>
+          </w:p>
+        </w:tc>
+      </w:tr>
+      <w:tr>
+        <w:tc>
+          <w:tcPr>
+            <w:tcW w:w="1757" w:type="dxa"/>
+          </w:tcPr>
+          <w:p>
+            <w:pPr>
+              <w:rPr>
+                <w:b/>
+                <w:bCs/>
+              </w:rPr>
+            </w:pPr>
+            <w:r>
+              <w:rPr>
+                <w:b/>
+                <w:bCs/>
+              </w:rPr>
+              <w:t>4</w:t>
+            </w:r>
+            <w:r>
+              <w:rPr>
+                <w:b/>
+                <w:bCs/>
+              </w:rPr>
+              <w:t>/6 IMF</w:t>
+            </w:r>
+          </w:p>
+        </w:tc>
+        <w:tc>
+          <w:tcPr>
+            <w:tcW w:w="1757" w:type="dxa"/>
+          </w:tcPr>
+          <w:p>
+            <w:pPr>
+              <w:jc w:val="right"/>
+            </w:pPr>
+            <w:r>
+              <w:t>2.19</w:t>
+            </w:r>
+          </w:p>
+        </w:tc>
+        <w:tc>
+          <w:tcPr>
+            <w:tcW w:w="1946" w:type="dxa"/>
+          </w:tcPr>
+          <w:p>
+            <w:pPr>
+              <w:jc w:val="right"/>
+            </w:pPr>
+            <w:r>
+              <w:t>1.69</w:t>
+            </w:r>
+          </w:p>
+        </w:tc>
+        <w:tc>
+          <w:tcPr>
+            <w:tcW w:w="1918" w:type="dxa"/>
+          </w:tcPr>
+          <w:p>
+            <w:pPr>
+              <w:jc w:val="right"/>
+            </w:pPr>
+            <w:r>
+              <w:t>1.98</w:t>
+            </w:r>
+          </w:p>
+        </w:tc>
+        <w:tc>
+          <w:tcPr>
+            <w:tcW w:w="1971" w:type="dxa"/>
+          </w:tcPr>
+          <w:p>
+            <w:pPr>
+              <w:jc w:val="right"/>
+            </w:pPr>
+            <w:r>
+              <w:t>0.75</w:t>
+            </w:r>
+          </w:p>
+        </w:tc>
+      </w:tr>
+      <w:tr>
+        <w:tc>
+          <w:tcPr>
+            <w:tcW w:w="1757" w:type="dxa"/>
+          </w:tcPr>
+          <w:p>
+            <w:pPr>
+              <w:rPr>
+                <w:b/>
+                <w:bCs/>
+              </w:rPr>
+            </w:pPr>
+            <w:r>
+              <w:rPr>
+                <w:b/>
+                <w:bCs/>
+              </w:rPr>
+              <w:t>5</w:t>
+            </w:r>
+            <w:r>
+              <w:rPr>
+                <w:b/>
+                <w:bCs/>
+              </w:rPr>
+              <w:t>/6 IMF</w:t>
+            </w:r>
+          </w:p>
+        </w:tc>
+        <w:tc>
+          <w:tcPr>
+            <w:tcW w:w="1757" w:type="dxa"/>
+          </w:tcPr>
+          <w:p>
+            <w:pPr>
+              <w:jc w:val="right"/>
+            </w:pPr>
+            <w:r>
+              <w:t>1.39</w:t>
+            </w:r>
+          </w:p>
+        </w:tc>
+        <w:tc>
+          <w:tcPr>
+            <w:tcW w:w="1946" w:type="dxa"/>
+          </w:tcPr>
+          <w:p>
+            <w:pPr>
+              <w:jc w:val="right"/>
+            </w:pPr>
+            <w:r>
+              <w:t>1.1</w:t>
+            </w:r>
+          </w:p>
+        </w:tc>
+        <w:tc>
+          <w:tcPr>
+            <w:tcW w:w="1918" w:type="dxa"/>
+          </w:tcPr>
+          <w:p>
+            <w:pPr>
+              <w:jc w:val="right"/>
+            </w:pPr>
+            <w:r>
+              <w:t>1.23</w:t>
+            </w:r>
+          </w:p>
+        </w:tc>
+        <w:tc>
+          <w:tcPr>
+            <w:tcW w:w="1971" w:type="dxa"/>
+          </w:tcPr>
+          <w:p>
+            <w:pPr>
+              <w:jc w:val="right"/>
+            </w:pPr>
+            <w:r>
+              <w:t>0.33</w:t>
+            </w:r>
+          </w:p>
+        </w:tc>
+      </w:tr>
+      <w:tr>
+        <w:tc>
+          <w:tcPr>
+            <w:tcW w:w="1757" w:type="dxa"/>
+          </w:tcPr>
+          <w:p>
+            <w:pPr>
+              <w:rPr>
+                <w:b/>
+                <w:bCs/>
+              </w:rPr>
+            </w:pPr>
+            <w:r>
+              <w:rPr>
+                <w:b/>
+                <w:bCs/>
+              </w:rPr>
+              <w:t>6</w:t>
+            </w:r>
+            <w:r>
+              <w:rPr>
+                <w:b/>
+                <w:bCs/>
+              </w:rPr>
+              <w:t>/6 IMF</w:t>
+            </w:r>
+          </w:p>
+        </w:tc>
+        <w:tc>
+          <w:tcPr>
+            <w:tcW w:w="1757" w:type="dxa"/>
+          </w:tcPr>
+          <w:p>
+            <w:pPr>
+              <w:jc w:val="right"/>
+            </w:pPr>
+            <w:r>
+              <w:t>0.32</w:t>
+            </w:r>
+          </w:p>
+        </w:tc>
+        <w:tc>
+          <w:tcPr>
+            <w:tcW w:w="1946" w:type="dxa"/>
+          </w:tcPr>
+          <w:p>
+            <w:pPr>
+              <w:jc w:val="right"/>
+            </w:pPr>
+            <w:r>
+              <w:t>0.29</w:t>
+            </w:r>
+          </w:p>
+        </w:tc>
+        <w:tc>
+          <w:tcPr>
+            <w:tcW w:w="1918" w:type="dxa"/>
+          </w:tcPr>
+          <w:p>
+            <w:pPr>
+              <w:jc w:val="right"/>
+            </w:pPr>
+            <w:r>
+              <w:t>0.27</w:t>
+            </w:r>
+          </w:p>
+        </w:tc>
+        <w:tc>
+          <w:tcPr>
+            <w:tcW w:w="1971" w:type="dxa"/>
+          </w:tcPr>
+          <w:p>
+            <w:pPr>
+              <w:jc w:val="right"/>
+            </w:pPr>
+            <w:r>
+              <w:t>-0.56</w:t>
             </w:r>
           </w:p>
         </w:tc>

--- a/reduce_noise_results.docx
+++ b/reduce_noise_results.docx
@@ -195,13 +195,8 @@
         <w:fldChar w:fldCharType="end"/>
       </w:r>
       <w:r>
-        <w:t xml:space="preserve">. Signal with white </w:t>
-      </w:r>
-      <w:proofErr w:type="gramStart"/>
-      <w:r>
-        <w:t>noise</w:t>
-      </w:r>
-      <w:proofErr w:type="gramEnd"/>
+        <w:t>. Signal with white noise</w:t>
+      </w:r>
     </w:p>
     <w:p>
       <w:pPr>
@@ -825,10 +820,10 @@
           <w:noProof/>
         </w:rPr>
         <w:drawing>
-          <wp:inline distT="0" distB="0" distL="0" distR="0" wp14:anchorId="5BE077D1" wp14:editId="62FD7744">
-            <wp:extent cx="6224766" cy="3662337"/>
-            <wp:effectExtent l="0" t="0" r="5080" b="0"/>
-            <wp:docPr id="129317334" name="Picture 1"/>
+          <wp:inline distT="0" distB="0" distL="0" distR="0" wp14:anchorId="09464614" wp14:editId="47089DE3">
+            <wp:extent cx="5897147" cy="3514311"/>
+            <wp:effectExtent l="0" t="0" r="8890" b="0"/>
+            <wp:docPr id="1714108189" name="Picture 4"/>
             <wp:cNvGraphicFramePr>
               <a:graphicFrameLocks xmlns:a="http://schemas.openxmlformats.org/drawingml/2006/main" noChangeAspect="1"/>
             </wp:cNvGraphicFramePr>
@@ -836,7 +831,7 @@
               <a:graphicData uri="http://schemas.openxmlformats.org/drawingml/2006/picture">
                 <pic:pic xmlns:pic="http://schemas.openxmlformats.org/drawingml/2006/picture">
                   <pic:nvPicPr>
-                    <pic:cNvPr id="0" name="Picture 1"/>
+                    <pic:cNvPr id="0" name="Picture 4"/>
                     <pic:cNvPicPr>
                       <a:picLocks noChangeAspect="1" noChangeArrowheads="1"/>
                     </pic:cNvPicPr>
@@ -849,13 +844,13 @@
                         </a:ext>
                       </a:extLst>
                     </a:blip>
-                    <a:srcRect l="2056" r="3826"/>
+                    <a:srcRect l="10447" t="6537" r="8516" b="6251"/>
                     <a:stretch/>
                   </pic:blipFill>
                   <pic:spPr bwMode="auto">
                     <a:xfrm>
                       <a:off x="0" y="0"/>
-                      <a:ext cx="6235791" cy="3668824"/>
+                      <a:ext cx="5907064" cy="3520221"/>
                     </a:xfrm>
                     <a:prstGeom prst="rect">
                       <a:avLst/>
@@ -1021,55 +1016,83 @@
         <w:tc>
           <w:tcPr>
             <w:tcW w:w="1757" w:type="dxa"/>
-          </w:tcPr>
-          <w:p>
-            <w:pPr>
-              <w:jc w:val="right"/>
-            </w:pPr>
-            <w:r>
-              <w:t>0.02</w:t>
+            <w:vAlign w:val="bottom"/>
+          </w:tcPr>
+          <w:p>
+            <w:pPr>
+              <w:jc w:val="right"/>
+            </w:pPr>
+            <w:r>
+              <w:rPr>
+                <w:rFonts w:ascii="Aptos Narrow" w:hAnsi="Aptos Narrow"/>
+                <w:color w:val="000000"/>
+                <w:sz w:val="22"/>
+                <w:szCs w:val="22"/>
+              </w:rPr>
+              <w:t>0.017931</w:t>
             </w:r>
           </w:p>
         </w:tc>
         <w:tc>
           <w:tcPr>
             <w:tcW w:w="1946" w:type="dxa"/>
-          </w:tcPr>
-          <w:p>
-            <w:pPr>
-              <w:jc w:val="right"/>
-            </w:pPr>
-            <w:r>
-              <w:t>2.89</w:t>
+            <w:vAlign w:val="bottom"/>
+          </w:tcPr>
+          <w:p>
+            <w:pPr>
+              <w:jc w:val="right"/>
+            </w:pPr>
+            <w:r>
+              <w:rPr>
+                <w:rFonts w:ascii="Aptos Narrow" w:hAnsi="Aptos Narrow"/>
+                <w:color w:val="000000"/>
+                <w:sz w:val="22"/>
+                <w:szCs w:val="22"/>
+              </w:rPr>
+              <w:t>2.89151</w:t>
             </w:r>
           </w:p>
         </w:tc>
         <w:tc>
           <w:tcPr>
             <w:tcW w:w="1918" w:type="dxa"/>
-          </w:tcPr>
-          <w:p>
-            <w:pPr>
-              <w:jc w:val="right"/>
-            </w:pPr>
-            <w:r>
+            <w:vAlign w:val="bottom"/>
+          </w:tcPr>
+          <w:p>
+            <w:pPr>
+              <w:jc w:val="right"/>
               <w:rPr>
                 <w:color w:val="C00000"/>
               </w:rPr>
-              <w:t>6.97</w:t>
+            </w:pPr>
+            <w:r>
+              <w:rPr>
+                <w:rFonts w:ascii="Aptos Narrow" w:hAnsi="Aptos Narrow"/>
+                <w:color w:val="C00000"/>
+                <w:sz w:val="22"/>
+                <w:szCs w:val="22"/>
+              </w:rPr>
+              <w:t>6.972775</w:t>
             </w:r>
           </w:p>
         </w:tc>
         <w:tc>
           <w:tcPr>
             <w:tcW w:w="1971" w:type="dxa"/>
-          </w:tcPr>
-          <w:p>
-            <w:pPr>
-              <w:jc w:val="right"/>
-            </w:pPr>
-            <w:r>
-              <w:t>3.51</w:t>
+            <w:vAlign w:val="bottom"/>
+          </w:tcPr>
+          <w:p>
+            <w:pPr>
+              <w:jc w:val="right"/>
+            </w:pPr>
+            <w:r>
+              <w:rPr>
+                <w:rFonts w:ascii="Aptos Narrow" w:hAnsi="Aptos Narrow"/>
+                <w:color w:val="000000"/>
+                <w:sz w:val="22"/>
+                <w:szCs w:val="22"/>
+              </w:rPr>
+              <w:t>3.511527</w:t>
             </w:r>
           </w:p>
         </w:tc>
@@ -1098,6 +1121,8 @@
         <w:tc>
           <w:tcPr>
             <w:tcW w:w="1757" w:type="dxa"/>
+            <w:shd w:val="clear" w:color="auto" w:fill="A5C9EB" w:themeFill="text2" w:themeFillTint="40"/>
+            <w:vAlign w:val="bottom"/>
           </w:tcPr>
           <w:p>
             <w:pPr>
@@ -1108,9 +1133,12 @@
             </w:pPr>
             <w:r>
               <w:rPr>
+                <w:rFonts w:ascii="Aptos Narrow" w:hAnsi="Aptos Narrow"/>
                 <w:color w:val="C00000"/>
-              </w:rPr>
-              <w:t>10.81</w:t>
+                <w:sz w:val="22"/>
+                <w:szCs w:val="22"/>
+              </w:rPr>
+              <w:t>10.80683</w:t>
             </w:r>
           </w:p>
         </w:tc>
@@ -1118,13 +1146,20 @@
           <w:tcPr>
             <w:tcW w:w="1946" w:type="dxa"/>
             <w:shd w:val="clear" w:color="auto" w:fill="A5C9EB" w:themeFill="text2" w:themeFillTint="40"/>
-          </w:tcPr>
-          <w:p>
-            <w:pPr>
-              <w:jc w:val="right"/>
-            </w:pPr>
-            <w:r>
-              <w:t>5.33</w:t>
+            <w:vAlign w:val="bottom"/>
+          </w:tcPr>
+          <w:p>
+            <w:pPr>
+              <w:jc w:val="right"/>
+            </w:pPr>
+            <w:r>
+              <w:rPr>
+                <w:rFonts w:ascii="Aptos Narrow" w:hAnsi="Aptos Narrow"/>
+                <w:color w:val="000000"/>
+                <w:sz w:val="22"/>
+                <w:szCs w:val="22"/>
+              </w:rPr>
+              <w:t>5.332989</w:t>
             </w:r>
           </w:p>
         </w:tc>
@@ -1132,26 +1167,40 @@
           <w:tcPr>
             <w:tcW w:w="1918" w:type="dxa"/>
             <w:shd w:val="clear" w:color="auto" w:fill="A5C9EB" w:themeFill="text2" w:themeFillTint="40"/>
-          </w:tcPr>
-          <w:p>
-            <w:pPr>
-              <w:jc w:val="right"/>
-            </w:pPr>
-            <w:r>
-              <w:t>7.06</w:t>
+            <w:vAlign w:val="bottom"/>
+          </w:tcPr>
+          <w:p>
+            <w:pPr>
+              <w:jc w:val="right"/>
+            </w:pPr>
+            <w:r>
+              <w:rPr>
+                <w:rFonts w:ascii="Aptos Narrow" w:hAnsi="Aptos Narrow"/>
+                <w:color w:val="000000"/>
+                <w:sz w:val="22"/>
+                <w:szCs w:val="22"/>
+              </w:rPr>
+              <w:t>7.057435</w:t>
             </w:r>
           </w:p>
         </w:tc>
         <w:tc>
           <w:tcPr>
             <w:tcW w:w="1971" w:type="dxa"/>
-          </w:tcPr>
-          <w:p>
-            <w:pPr>
-              <w:jc w:val="right"/>
-            </w:pPr>
-            <w:r>
-              <w:t>3.46</w:t>
+            <w:vAlign w:val="bottom"/>
+          </w:tcPr>
+          <w:p>
+            <w:pPr>
+              <w:jc w:val="right"/>
+            </w:pPr>
+            <w:r>
+              <w:rPr>
+                <w:rFonts w:ascii="Aptos Narrow" w:hAnsi="Aptos Narrow"/>
+                <w:color w:val="000000"/>
+                <w:sz w:val="22"/>
+                <w:szCs w:val="22"/>
+              </w:rPr>
+              <w:t>3.461672</w:t>
             </w:r>
           </w:p>
         </w:tc>
@@ -1187,13 +1236,21 @@
         <w:tc>
           <w:tcPr>
             <w:tcW w:w="1757" w:type="dxa"/>
-          </w:tcPr>
-          <w:p>
-            <w:pPr>
-              <w:jc w:val="right"/>
-            </w:pPr>
-            <w:r>
-              <w:t>6.41</w:t>
+            <w:shd w:val="clear" w:color="auto" w:fill="A5C9EB" w:themeFill="text2" w:themeFillTint="40"/>
+            <w:vAlign w:val="bottom"/>
+          </w:tcPr>
+          <w:p>
+            <w:pPr>
+              <w:jc w:val="right"/>
+            </w:pPr>
+            <w:r>
+              <w:rPr>
+                <w:rFonts w:ascii="Aptos Narrow" w:hAnsi="Aptos Narrow"/>
+                <w:color w:val="000000"/>
+                <w:sz w:val="22"/>
+                <w:szCs w:val="22"/>
+              </w:rPr>
+              <w:t>6.135901</w:t>
             </w:r>
           </w:p>
         </w:tc>
@@ -1201,39 +1258,60 @@
           <w:tcPr>
             <w:tcW w:w="1946" w:type="dxa"/>
             <w:shd w:val="clear" w:color="auto" w:fill="A5C9EB" w:themeFill="text2" w:themeFillTint="40"/>
-          </w:tcPr>
-          <w:p>
-            <w:pPr>
-              <w:jc w:val="right"/>
-            </w:pPr>
-            <w:r>
-              <w:t>3.75</w:t>
+            <w:vAlign w:val="bottom"/>
+          </w:tcPr>
+          <w:p>
+            <w:pPr>
+              <w:jc w:val="right"/>
+            </w:pPr>
+            <w:r>
+              <w:rPr>
+                <w:rFonts w:ascii="Aptos Narrow" w:hAnsi="Aptos Narrow"/>
+                <w:color w:val="000000"/>
+                <w:sz w:val="22"/>
+                <w:szCs w:val="22"/>
+              </w:rPr>
+              <w:t>3.752324</w:t>
             </w:r>
           </w:p>
         </w:tc>
         <w:tc>
           <w:tcPr>
             <w:tcW w:w="1918" w:type="dxa"/>
-          </w:tcPr>
-          <w:p>
-            <w:pPr>
-              <w:jc w:val="right"/>
-            </w:pPr>
-            <w:r>
-              <w:t>4.76</w:t>
+            <w:vAlign w:val="bottom"/>
+          </w:tcPr>
+          <w:p>
+            <w:pPr>
+              <w:jc w:val="right"/>
+            </w:pPr>
+            <w:r>
+              <w:rPr>
+                <w:rFonts w:ascii="Aptos Narrow" w:hAnsi="Aptos Narrow"/>
+                <w:color w:val="000000"/>
+                <w:sz w:val="22"/>
+                <w:szCs w:val="22"/>
+              </w:rPr>
+              <w:t>4.760916</w:t>
             </w:r>
           </w:p>
         </w:tc>
         <w:tc>
           <w:tcPr>
             <w:tcW w:w="1971" w:type="dxa"/>
-          </w:tcPr>
-          <w:p>
-            <w:pPr>
-              <w:jc w:val="right"/>
-            </w:pPr>
-            <w:r>
-              <w:t>2.5</w:t>
+            <w:vAlign w:val="bottom"/>
+          </w:tcPr>
+          <w:p>
+            <w:pPr>
+              <w:jc w:val="right"/>
+            </w:pPr>
+            <w:r>
+              <w:rPr>
+                <w:rFonts w:ascii="Aptos Narrow" w:hAnsi="Aptos Narrow"/>
+                <w:color w:val="000000"/>
+                <w:sz w:val="22"/>
+                <w:szCs w:val="22"/>
+              </w:rPr>
+              <w:t>2.503336</w:t>
             </w:r>
           </w:p>
         </w:tc>
@@ -1269,52 +1347,81 @@
         <w:tc>
           <w:tcPr>
             <w:tcW w:w="1757" w:type="dxa"/>
-          </w:tcPr>
-          <w:p>
-            <w:pPr>
-              <w:jc w:val="right"/>
-            </w:pPr>
-            <w:r>
-              <w:t>3.3</w:t>
+            <w:shd w:val="clear" w:color="auto" w:fill="A5C9EB" w:themeFill="text2" w:themeFillTint="40"/>
+            <w:vAlign w:val="bottom"/>
+          </w:tcPr>
+          <w:p>
+            <w:pPr>
+              <w:jc w:val="right"/>
+            </w:pPr>
+            <w:r>
+              <w:rPr>
+                <w:rFonts w:ascii="Aptos Narrow" w:hAnsi="Aptos Narrow"/>
+                <w:color w:val="000000"/>
+                <w:sz w:val="22"/>
+                <w:szCs w:val="22"/>
+              </w:rPr>
+              <w:t>3.300035</w:t>
             </w:r>
           </w:p>
         </w:tc>
         <w:tc>
           <w:tcPr>
             <w:tcW w:w="1946" w:type="dxa"/>
-          </w:tcPr>
-          <w:p>
-            <w:pPr>
-              <w:jc w:val="right"/>
-            </w:pPr>
-            <w:r>
-              <w:t>2.43</w:t>
+            <w:vAlign w:val="bottom"/>
+          </w:tcPr>
+          <w:p>
+            <w:pPr>
+              <w:jc w:val="right"/>
+            </w:pPr>
+            <w:r>
+              <w:rPr>
+                <w:rFonts w:ascii="Aptos Narrow" w:hAnsi="Aptos Narrow"/>
+                <w:color w:val="000000"/>
+                <w:sz w:val="22"/>
+                <w:szCs w:val="22"/>
+              </w:rPr>
+              <w:t>2.432038</w:t>
             </w:r>
           </w:p>
         </w:tc>
         <w:tc>
           <w:tcPr>
             <w:tcW w:w="1918" w:type="dxa"/>
-          </w:tcPr>
-          <w:p>
-            <w:pPr>
-              <w:jc w:val="right"/>
-            </w:pPr>
-            <w:r>
-              <w:t>2.93</w:t>
+            <w:vAlign w:val="bottom"/>
+          </w:tcPr>
+          <w:p>
+            <w:pPr>
+              <w:jc w:val="right"/>
+            </w:pPr>
+            <w:r>
+              <w:rPr>
+                <w:rFonts w:ascii="Aptos Narrow" w:hAnsi="Aptos Narrow"/>
+                <w:color w:val="000000"/>
+                <w:sz w:val="22"/>
+                <w:szCs w:val="22"/>
+              </w:rPr>
+              <w:t>2.927765</w:t>
             </w:r>
           </w:p>
         </w:tc>
         <w:tc>
           <w:tcPr>
             <w:tcW w:w="1971" w:type="dxa"/>
-          </w:tcPr>
-          <w:p>
-            <w:pPr>
-              <w:jc w:val="right"/>
-            </w:pPr>
-            <w:r>
-              <w:t>1.36</w:t>
+            <w:vAlign w:val="bottom"/>
+          </w:tcPr>
+          <w:p>
+            <w:pPr>
+              <w:jc w:val="right"/>
+            </w:pPr>
+            <w:r>
+              <w:rPr>
+                <w:rFonts w:ascii="Aptos Narrow" w:hAnsi="Aptos Narrow"/>
+                <w:color w:val="000000"/>
+                <w:sz w:val="22"/>
+                <w:szCs w:val="22"/>
+              </w:rPr>
+              <w:t>1.361761</w:t>
             </w:r>
           </w:p>
         </w:tc>
@@ -1350,52 +1457,81 @@
         <w:tc>
           <w:tcPr>
             <w:tcW w:w="1757" w:type="dxa"/>
-          </w:tcPr>
-          <w:p>
-            <w:pPr>
-              <w:jc w:val="right"/>
-            </w:pPr>
-            <w:r>
-              <w:t>2.19</w:t>
+            <w:shd w:val="clear" w:color="auto" w:fill="A5C9EB" w:themeFill="text2" w:themeFillTint="40"/>
+            <w:vAlign w:val="bottom"/>
+          </w:tcPr>
+          <w:p>
+            <w:pPr>
+              <w:jc w:val="right"/>
+            </w:pPr>
+            <w:r>
+              <w:rPr>
+                <w:rFonts w:ascii="Aptos Narrow" w:hAnsi="Aptos Narrow"/>
+                <w:color w:val="000000"/>
+                <w:sz w:val="22"/>
+                <w:szCs w:val="22"/>
+              </w:rPr>
+              <w:t>2.190311</w:t>
             </w:r>
           </w:p>
         </w:tc>
         <w:tc>
           <w:tcPr>
             <w:tcW w:w="1946" w:type="dxa"/>
-          </w:tcPr>
-          <w:p>
-            <w:pPr>
-              <w:jc w:val="right"/>
-            </w:pPr>
-            <w:r>
-              <w:t>1.69</w:t>
+            <w:vAlign w:val="bottom"/>
+          </w:tcPr>
+          <w:p>
+            <w:pPr>
+              <w:jc w:val="right"/>
+            </w:pPr>
+            <w:r>
+              <w:rPr>
+                <w:rFonts w:ascii="Aptos Narrow" w:hAnsi="Aptos Narrow"/>
+                <w:color w:val="000000"/>
+                <w:sz w:val="22"/>
+                <w:szCs w:val="22"/>
+              </w:rPr>
+              <w:t>1.692811</w:t>
             </w:r>
           </w:p>
         </w:tc>
         <w:tc>
           <w:tcPr>
             <w:tcW w:w="1918" w:type="dxa"/>
-          </w:tcPr>
-          <w:p>
-            <w:pPr>
-              <w:jc w:val="right"/>
-            </w:pPr>
-            <w:r>
-              <w:t>1.98</w:t>
+            <w:vAlign w:val="bottom"/>
+          </w:tcPr>
+          <w:p>
+            <w:pPr>
+              <w:jc w:val="right"/>
+            </w:pPr>
+            <w:r>
+              <w:rPr>
+                <w:rFonts w:ascii="Aptos Narrow" w:hAnsi="Aptos Narrow"/>
+                <w:color w:val="000000"/>
+                <w:sz w:val="22"/>
+                <w:szCs w:val="22"/>
+              </w:rPr>
+              <w:t>1.984921</w:t>
             </w:r>
           </w:p>
         </w:tc>
         <w:tc>
           <w:tcPr>
             <w:tcW w:w="1971" w:type="dxa"/>
-          </w:tcPr>
-          <w:p>
-            <w:pPr>
-              <w:jc w:val="right"/>
-            </w:pPr>
-            <w:r>
-              <w:t>0.75</w:t>
+            <w:vAlign w:val="bottom"/>
+          </w:tcPr>
+          <w:p>
+            <w:pPr>
+              <w:jc w:val="right"/>
+            </w:pPr>
+            <w:r>
+              <w:rPr>
+                <w:rFonts w:ascii="Aptos Narrow" w:hAnsi="Aptos Narrow"/>
+                <w:color w:val="000000"/>
+                <w:sz w:val="22"/>
+                <w:szCs w:val="22"/>
+              </w:rPr>
+              <w:t>0.749356</w:t>
             </w:r>
           </w:p>
         </w:tc>
@@ -1431,52 +1567,81 @@
         <w:tc>
           <w:tcPr>
             <w:tcW w:w="1757" w:type="dxa"/>
-          </w:tcPr>
-          <w:p>
-            <w:pPr>
-              <w:jc w:val="right"/>
-            </w:pPr>
-            <w:r>
-              <w:t>1.39</w:t>
+            <w:shd w:val="clear" w:color="auto" w:fill="A5C9EB" w:themeFill="text2" w:themeFillTint="40"/>
+            <w:vAlign w:val="bottom"/>
+          </w:tcPr>
+          <w:p>
+            <w:pPr>
+              <w:jc w:val="right"/>
+            </w:pPr>
+            <w:r>
+              <w:rPr>
+                <w:rFonts w:ascii="Aptos Narrow" w:hAnsi="Aptos Narrow"/>
+                <w:color w:val="000000"/>
+                <w:sz w:val="22"/>
+                <w:szCs w:val="22"/>
+              </w:rPr>
+              <w:t>1.38759</w:t>
             </w:r>
           </w:p>
         </w:tc>
         <w:tc>
           <w:tcPr>
             <w:tcW w:w="1946" w:type="dxa"/>
-          </w:tcPr>
-          <w:p>
-            <w:pPr>
-              <w:jc w:val="right"/>
-            </w:pPr>
-            <w:r>
-              <w:t>1.1</w:t>
+            <w:vAlign w:val="bottom"/>
+          </w:tcPr>
+          <w:p>
+            <w:pPr>
+              <w:jc w:val="right"/>
+            </w:pPr>
+            <w:r>
+              <w:rPr>
+                <w:rFonts w:ascii="Aptos Narrow" w:hAnsi="Aptos Narrow"/>
+                <w:color w:val="000000"/>
+                <w:sz w:val="22"/>
+                <w:szCs w:val="22"/>
+              </w:rPr>
+              <w:t>1.103501</w:t>
             </w:r>
           </w:p>
         </w:tc>
         <w:tc>
           <w:tcPr>
             <w:tcW w:w="1918" w:type="dxa"/>
-          </w:tcPr>
-          <w:p>
-            <w:pPr>
-              <w:jc w:val="right"/>
-            </w:pPr>
-            <w:r>
-              <w:t>1.23</w:t>
+            <w:vAlign w:val="bottom"/>
+          </w:tcPr>
+          <w:p>
+            <w:pPr>
+              <w:jc w:val="right"/>
+            </w:pPr>
+            <w:r>
+              <w:rPr>
+                <w:rFonts w:ascii="Aptos Narrow" w:hAnsi="Aptos Narrow"/>
+                <w:color w:val="000000"/>
+                <w:sz w:val="22"/>
+                <w:szCs w:val="22"/>
+              </w:rPr>
+              <w:t>1.233484</w:t>
             </w:r>
           </w:p>
         </w:tc>
         <w:tc>
           <w:tcPr>
             <w:tcW w:w="1971" w:type="dxa"/>
-          </w:tcPr>
-          <w:p>
-            <w:pPr>
-              <w:jc w:val="right"/>
-            </w:pPr>
-            <w:r>
-              <w:t>0.33</w:t>
+            <w:vAlign w:val="bottom"/>
+          </w:tcPr>
+          <w:p>
+            <w:pPr>
+              <w:jc w:val="right"/>
+            </w:pPr>
+            <w:r>
+              <w:rPr>
+                <w:rFonts w:ascii="Aptos Narrow" w:hAnsi="Aptos Narrow"/>
+                <w:color w:val="000000"/>
+                <w:sz w:val="22"/>
+                <w:szCs w:val="22"/>
+              </w:rPr>
+              <w:t>0.326964</w:t>
             </w:r>
           </w:p>
         </w:tc>
@@ -1512,58 +1677,1706 @@
         <w:tc>
           <w:tcPr>
             <w:tcW w:w="1757" w:type="dxa"/>
-          </w:tcPr>
-          <w:p>
-            <w:pPr>
-              <w:jc w:val="right"/>
-            </w:pPr>
-            <w:r>
-              <w:t>0.32</w:t>
+            <w:shd w:val="clear" w:color="auto" w:fill="A5C9EB" w:themeFill="text2" w:themeFillTint="40"/>
+            <w:vAlign w:val="bottom"/>
+          </w:tcPr>
+          <w:p>
+            <w:pPr>
+              <w:jc w:val="right"/>
+            </w:pPr>
+            <w:r>
+              <w:rPr>
+                <w:rFonts w:ascii="Aptos Narrow" w:hAnsi="Aptos Narrow"/>
+                <w:color w:val="000000"/>
+                <w:sz w:val="22"/>
+                <w:szCs w:val="22"/>
+              </w:rPr>
+              <w:t>0.319661</w:t>
             </w:r>
           </w:p>
         </w:tc>
         <w:tc>
           <w:tcPr>
             <w:tcW w:w="1946" w:type="dxa"/>
-          </w:tcPr>
-          <w:p>
-            <w:pPr>
-              <w:jc w:val="right"/>
-            </w:pPr>
-            <w:r>
-              <w:t>0.29</w:t>
+            <w:vAlign w:val="bottom"/>
+          </w:tcPr>
+          <w:p>
+            <w:pPr>
+              <w:jc w:val="right"/>
+            </w:pPr>
+            <w:r>
+              <w:rPr>
+                <w:rFonts w:ascii="Aptos Narrow" w:hAnsi="Aptos Narrow"/>
+                <w:color w:val="000000"/>
+                <w:sz w:val="22"/>
+                <w:szCs w:val="22"/>
+              </w:rPr>
+              <w:t>0.287527</w:t>
             </w:r>
           </w:p>
         </w:tc>
         <w:tc>
           <w:tcPr>
             <w:tcW w:w="1918" w:type="dxa"/>
-          </w:tcPr>
-          <w:p>
-            <w:pPr>
-              <w:jc w:val="right"/>
-            </w:pPr>
-            <w:r>
-              <w:t>0.27</w:t>
+            <w:vAlign w:val="bottom"/>
+          </w:tcPr>
+          <w:p>
+            <w:pPr>
+              <w:jc w:val="right"/>
+            </w:pPr>
+            <w:r>
+              <w:rPr>
+                <w:rFonts w:ascii="Aptos Narrow" w:hAnsi="Aptos Narrow"/>
+                <w:color w:val="000000"/>
+                <w:sz w:val="22"/>
+                <w:szCs w:val="22"/>
+              </w:rPr>
+              <w:t>0.274418</w:t>
             </w:r>
           </w:p>
         </w:tc>
         <w:tc>
           <w:tcPr>
             <w:tcW w:w="1971" w:type="dxa"/>
-          </w:tcPr>
-          <w:p>
-            <w:pPr>
-              <w:jc w:val="right"/>
-            </w:pPr>
-            <w:r>
-              <w:t>-0.56</w:t>
+            <w:vAlign w:val="bottom"/>
+          </w:tcPr>
+          <w:p>
+            <w:pPr>
+              <w:jc w:val="right"/>
+            </w:pPr>
+            <w:r>
+              <w:rPr>
+                <w:rFonts w:ascii="Aptos Narrow" w:hAnsi="Aptos Narrow"/>
+                <w:color w:val="000000"/>
+                <w:sz w:val="22"/>
+                <w:szCs w:val="22"/>
+              </w:rPr>
+              <w:t>-0.55811</w:t>
             </w:r>
           </w:p>
         </w:tc>
       </w:tr>
     </w:tbl>
     <w:p/>
+    <w:p>
+      <w:r>
+        <w:rPr>
+          <w:noProof/>
+        </w:rPr>
+        <w:lastRenderedPageBreak/>
+        <w:drawing>
+          <wp:inline distT="0" distB="0" distL="0" distR="0" wp14:anchorId="6137D947" wp14:editId="12756161">
+            <wp:extent cx="5943600" cy="3496913"/>
+            <wp:effectExtent l="0" t="0" r="0" b="0"/>
+            <wp:docPr id="129317334" name="Picture 1"/>
+            <wp:cNvGraphicFramePr>
+              <a:graphicFrameLocks xmlns:a="http://schemas.openxmlformats.org/drawingml/2006/main" noChangeAspect="1"/>
+            </wp:cNvGraphicFramePr>
+            <a:graphic xmlns:a="http://schemas.openxmlformats.org/drawingml/2006/main">
+              <a:graphicData uri="http://schemas.openxmlformats.org/drawingml/2006/picture">
+                <pic:pic xmlns:pic="http://schemas.openxmlformats.org/drawingml/2006/picture">
+                  <pic:nvPicPr>
+                    <pic:cNvPr id="0" name="Picture 1"/>
+                    <pic:cNvPicPr>
+                      <a:picLocks noChangeAspect="1" noChangeArrowheads="1"/>
+                    </pic:cNvPicPr>
+                  </pic:nvPicPr>
+                  <pic:blipFill rotWithShape="1">
+                    <a:blip r:embed="rId10" cstate="print">
+                      <a:extLst>
+                        <a:ext uri="{28A0092B-C50C-407E-A947-70E740481C1C}">
+                          <a14:useLocalDpi xmlns:a14="http://schemas.microsoft.com/office/drawing/2010/main" val="0"/>
+                        </a:ext>
+                      </a:extLst>
+                    </a:blip>
+                    <a:srcRect l="2056" r="3826"/>
+                    <a:stretch/>
+                  </pic:blipFill>
+                  <pic:spPr bwMode="auto">
+                    <a:xfrm>
+                      <a:off x="0" y="0"/>
+                      <a:ext cx="5943600" cy="3496913"/>
+                    </a:xfrm>
+                    <a:prstGeom prst="rect">
+                      <a:avLst/>
+                    </a:prstGeom>
+                    <a:noFill/>
+                    <a:ln>
+                      <a:noFill/>
+                    </a:ln>
+                    <a:extLst>
+                      <a:ext uri="{53640926-AAD7-44D8-BBD7-CCE9431645EC}">
+                        <a14:shadowObscured xmlns:a14="http://schemas.microsoft.com/office/drawing/2010/main"/>
+                      </a:ext>
+                    </a:extLst>
+                  </pic:spPr>
+                </pic:pic>
+              </a:graphicData>
+            </a:graphic>
+          </wp:inline>
+        </w:drawing>
+      </w:r>
+      <w:r>
+        <w:br w:type="page"/>
+      </w:r>
+    </w:p>
+    <w:p>
+      <w:r>
+        <w:lastRenderedPageBreak/>
+        <w:t>Survey with k=10</w:t>
+      </w:r>
+    </w:p>
+    <w:p>
+      <w:r>
+        <w:rPr>
+          <w:rFonts w:ascii="Consolas" w:eastAsia="Times New Roman" w:hAnsi="Consolas" w:cs="Times New Roman"/>
+          <w:color w:val="212121"/>
+          <w:kern w:val="0"/>
+          <w:sz w:val="21"/>
+          <w:szCs w:val="21"/>
+          <w14:ligatures w14:val="none"/>
+        </w:rPr>
+        <w:drawing>
+          <wp:inline distT="0" distB="0" distL="0" distR="0" wp14:anchorId="0FAD5BBB" wp14:editId="5C99EE6C">
+            <wp:extent cx="5943600" cy="3471545"/>
+            <wp:effectExtent l="0" t="0" r="0" b="0"/>
+            <wp:docPr id="338571092" name="Picture 1" descr="A graph of different colored bars&#10;&#10;Description automatically generated"/>
+            <wp:cNvGraphicFramePr>
+              <a:graphicFrameLocks xmlns:a="http://schemas.openxmlformats.org/drawingml/2006/main" noChangeAspect="1"/>
+            </wp:cNvGraphicFramePr>
+            <a:graphic xmlns:a="http://schemas.openxmlformats.org/drawingml/2006/main">
+              <a:graphicData uri="http://schemas.openxmlformats.org/drawingml/2006/picture">
+                <pic:pic xmlns:pic="http://schemas.openxmlformats.org/drawingml/2006/picture">
+                  <pic:nvPicPr>
+                    <pic:cNvPr id="338571092" name="Picture 1" descr="A graph of different colored bars&#10;&#10;Description automatically generated"/>
+                    <pic:cNvPicPr/>
+                  </pic:nvPicPr>
+                  <pic:blipFill>
+                    <a:blip r:embed="rId11"/>
+                    <a:stretch>
+                      <a:fillRect/>
+                    </a:stretch>
+                  </pic:blipFill>
+                  <pic:spPr>
+                    <a:xfrm>
+                      <a:off x="0" y="0"/>
+                      <a:ext cx="5943600" cy="3471545"/>
+                    </a:xfrm>
+                    <a:prstGeom prst="rect">
+                      <a:avLst/>
+                    </a:prstGeom>
+                  </pic:spPr>
+                </pic:pic>
+              </a:graphicData>
+            </a:graphic>
+          </wp:inline>
+        </w:drawing>
+      </w:r>
+    </w:p>
+    <w:tbl>
+      <w:tblPr>
+        <w:tblStyle w:val="TableGrid"/>
+        <w:tblW w:w="0" w:type="auto"/>
+        <w:tblLook w:val="04A0" w:firstRow="1" w:lastRow="0" w:firstColumn="1" w:lastColumn="0" w:noHBand="0" w:noVBand="1"/>
+      </w:tblPr>
+      <w:tblGrid>
+        <w:gridCol w:w="1757"/>
+        <w:gridCol w:w="1757"/>
+        <w:gridCol w:w="1946"/>
+        <w:gridCol w:w="1918"/>
+        <w:gridCol w:w="1971"/>
+      </w:tblGrid>
+      <w:tr>
+        <w:tc>
+          <w:tcPr>
+            <w:tcW w:w="1757" w:type="dxa"/>
+          </w:tcPr>
+          <w:p>
+            <w:pPr>
+              <w:jc w:val="center"/>
+              <w:rPr>
+                <w:b/>
+                <w:bCs/>
+              </w:rPr>
+            </w:pPr>
+            <w:r>
+              <w:rPr>
+                <w:b/>
+                <w:bCs/>
+              </w:rPr>
+              <w:t>Input</w:t>
+            </w:r>
+          </w:p>
+        </w:tc>
+        <w:tc>
+          <w:tcPr>
+            <w:tcW w:w="1757" w:type="dxa"/>
+          </w:tcPr>
+          <w:p>
+            <w:pPr>
+              <w:jc w:val="center"/>
+              <w:rPr>
+                <w:b/>
+                <w:bCs/>
+              </w:rPr>
+            </w:pPr>
+            <w:r>
+              <w:rPr>
+                <w:b/>
+                <w:bCs/>
+              </w:rPr>
+              <w:t>No-filter</w:t>
+            </w:r>
+          </w:p>
+        </w:tc>
+        <w:tc>
+          <w:tcPr>
+            <w:tcW w:w="1946" w:type="dxa"/>
+          </w:tcPr>
+          <w:p>
+            <w:pPr>
+              <w:jc w:val="center"/>
+              <w:rPr>
+                <w:b/>
+                <w:bCs/>
+              </w:rPr>
+            </w:pPr>
+            <w:r>
+              <w:rPr>
+                <w:b/>
+                <w:bCs/>
+              </w:rPr>
+              <w:t>Wiener</w:t>
+            </w:r>
+          </w:p>
+        </w:tc>
+        <w:tc>
+          <w:tcPr>
+            <w:tcW w:w="1918" w:type="dxa"/>
+          </w:tcPr>
+          <w:p>
+            <w:pPr>
+              <w:jc w:val="center"/>
+              <w:rPr>
+                <w:b/>
+                <w:bCs/>
+              </w:rPr>
+            </w:pPr>
+            <w:r>
+              <w:rPr>
+                <w:b/>
+                <w:bCs/>
+              </w:rPr>
+              <w:t>Mean</w:t>
+            </w:r>
+          </w:p>
+        </w:tc>
+        <w:tc>
+          <w:tcPr>
+            <w:tcW w:w="1971" w:type="dxa"/>
+          </w:tcPr>
+          <w:p>
+            <w:pPr>
+              <w:jc w:val="center"/>
+              <w:rPr>
+                <w:b/>
+                <w:bCs/>
+              </w:rPr>
+            </w:pPr>
+            <w:r>
+              <w:rPr>
+                <w:b/>
+                <w:bCs/>
+              </w:rPr>
+              <w:t>Median</w:t>
+            </w:r>
+          </w:p>
+        </w:tc>
+      </w:tr>
+      <w:tr>
+        <w:tc>
+          <w:tcPr>
+            <w:tcW w:w="1757" w:type="dxa"/>
+          </w:tcPr>
+          <w:p>
+            <w:pPr>
+              <w:rPr>
+                <w:b/>
+                <w:bCs/>
+              </w:rPr>
+            </w:pPr>
+            <w:r>
+              <w:rPr>
+                <w:b/>
+                <w:bCs/>
+              </w:rPr>
+              <w:t>Noisy signal</w:t>
+            </w:r>
+          </w:p>
+        </w:tc>
+        <w:tc>
+          <w:tcPr>
+            <w:tcW w:w="1757" w:type="dxa"/>
+            <w:vAlign w:val="bottom"/>
+          </w:tcPr>
+          <w:p>
+            <w:pPr>
+              <w:jc w:val="right"/>
+            </w:pPr>
+            <w:r>
+              <w:rPr>
+                <w:rFonts w:ascii="Aptos Narrow" w:hAnsi="Aptos Narrow"/>
+                <w:color w:val="000000"/>
+                <w:sz w:val="22"/>
+                <w:szCs w:val="22"/>
+              </w:rPr>
+              <w:t>0.017931</w:t>
+            </w:r>
+          </w:p>
+        </w:tc>
+        <w:tc>
+          <w:tcPr>
+            <w:tcW w:w="1946" w:type="dxa"/>
+            <w:vAlign w:val="bottom"/>
+          </w:tcPr>
+          <w:p>
+            <w:pPr>
+              <w:jc w:val="right"/>
+            </w:pPr>
+            <w:r>
+              <w:rPr>
+                <w:rFonts w:ascii="Aptos Narrow" w:hAnsi="Aptos Narrow"/>
+                <w:color w:val="000000"/>
+                <w:sz w:val="22"/>
+                <w:szCs w:val="22"/>
+              </w:rPr>
+              <w:t>2.89151</w:t>
+            </w:r>
+          </w:p>
+        </w:tc>
+        <w:tc>
+          <w:tcPr>
+            <w:tcW w:w="1918" w:type="dxa"/>
+            <w:vAlign w:val="bottom"/>
+          </w:tcPr>
+          <w:p>
+            <w:pPr>
+              <w:jc w:val="right"/>
+              <w:rPr>
+                <w:color w:val="C00000"/>
+              </w:rPr>
+            </w:pPr>
+            <w:r>
+              <w:rPr>
+                <w:rFonts w:ascii="Aptos Narrow" w:hAnsi="Aptos Narrow"/>
+                <w:color w:val="C00000"/>
+                <w:sz w:val="22"/>
+                <w:szCs w:val="22"/>
+              </w:rPr>
+              <w:t>6.972775</w:t>
+            </w:r>
+          </w:p>
+        </w:tc>
+        <w:tc>
+          <w:tcPr>
+            <w:tcW w:w="1971" w:type="dxa"/>
+            <w:vAlign w:val="bottom"/>
+          </w:tcPr>
+          <w:p>
+            <w:pPr>
+              <w:jc w:val="right"/>
+            </w:pPr>
+            <w:r>
+              <w:rPr>
+                <w:rFonts w:ascii="Aptos Narrow" w:hAnsi="Aptos Narrow"/>
+                <w:color w:val="000000"/>
+                <w:sz w:val="22"/>
+                <w:szCs w:val="22"/>
+              </w:rPr>
+              <w:t>3.511527</w:t>
+            </w:r>
+          </w:p>
+        </w:tc>
+      </w:tr>
+      <w:tr>
+        <w:tc>
+          <w:tcPr>
+            <w:tcW w:w="1757" w:type="dxa"/>
+          </w:tcPr>
+          <w:p>
+            <w:pPr>
+              <w:rPr>
+                <w:b/>
+                <w:bCs/>
+              </w:rPr>
+            </w:pPr>
+            <w:r>
+              <w:rPr>
+                <w:b/>
+                <w:bCs/>
+              </w:rPr>
+              <w:t>1/</w:t>
+            </w:r>
+            <w:r>
+              <w:rPr>
+                <w:b/>
+                <w:bCs/>
+              </w:rPr>
+              <w:t>10</w:t>
+            </w:r>
+            <w:r>
+              <w:rPr>
+                <w:b/>
+                <w:bCs/>
+              </w:rPr>
+              <w:t xml:space="preserve"> IMF</w:t>
+            </w:r>
+          </w:p>
+        </w:tc>
+        <w:tc>
+          <w:tcPr>
+            <w:tcW w:w="1757" w:type="dxa"/>
+            <w:shd w:val="clear" w:color="auto" w:fill="A5C9EB" w:themeFill="text2" w:themeFillTint="40"/>
+            <w:vAlign w:val="bottom"/>
+          </w:tcPr>
+          <w:p>
+            <w:pPr>
+              <w:jc w:val="right"/>
+              <w:rPr>
+                <w:color w:val="C00000"/>
+              </w:rPr>
+            </w:pPr>
+            <w:r>
+              <w:rPr>
+                <w:rFonts w:ascii="Aptos Narrow" w:hAnsi="Aptos Narrow"/>
+                <w:color w:val="C00000"/>
+                <w:sz w:val="22"/>
+                <w:szCs w:val="22"/>
+              </w:rPr>
+              <w:t>15.80713</w:t>
+            </w:r>
+          </w:p>
+        </w:tc>
+        <w:tc>
+          <w:tcPr>
+            <w:tcW w:w="1946" w:type="dxa"/>
+            <w:shd w:val="clear" w:color="auto" w:fill="A5C9EB" w:themeFill="text2" w:themeFillTint="40"/>
+            <w:vAlign w:val="bottom"/>
+          </w:tcPr>
+          <w:p>
+            <w:pPr>
+              <w:jc w:val="right"/>
+            </w:pPr>
+            <w:r>
+              <w:rPr>
+                <w:rFonts w:ascii="Aptos Narrow" w:hAnsi="Aptos Narrow"/>
+                <w:color w:val="000000"/>
+                <w:sz w:val="22"/>
+                <w:szCs w:val="22"/>
+              </w:rPr>
+              <w:t>6.191366</w:t>
+            </w:r>
+          </w:p>
+        </w:tc>
+        <w:tc>
+          <w:tcPr>
+            <w:tcW w:w="1918" w:type="dxa"/>
+            <w:shd w:val="clear" w:color="auto" w:fill="A5C9EB" w:themeFill="text2" w:themeFillTint="40"/>
+            <w:vAlign w:val="bottom"/>
+          </w:tcPr>
+          <w:p>
+            <w:pPr>
+              <w:jc w:val="right"/>
+            </w:pPr>
+            <w:r>
+              <w:rPr>
+                <w:rFonts w:ascii="Aptos Narrow" w:hAnsi="Aptos Narrow"/>
+                <w:color w:val="000000"/>
+                <w:sz w:val="22"/>
+                <w:szCs w:val="22"/>
+              </w:rPr>
+              <w:t>6.991755</w:t>
+            </w:r>
+          </w:p>
+        </w:tc>
+        <w:tc>
+          <w:tcPr>
+            <w:tcW w:w="1971" w:type="dxa"/>
+            <w:vAlign w:val="bottom"/>
+          </w:tcPr>
+          <w:p>
+            <w:pPr>
+              <w:jc w:val="right"/>
+            </w:pPr>
+            <w:r>
+              <w:rPr>
+                <w:rFonts w:ascii="Aptos Narrow" w:hAnsi="Aptos Narrow"/>
+                <w:color w:val="000000"/>
+                <w:sz w:val="22"/>
+                <w:szCs w:val="22"/>
+              </w:rPr>
+              <w:t>3.50947</w:t>
+            </w:r>
+          </w:p>
+        </w:tc>
+      </w:tr>
+      <w:tr>
+        <w:tc>
+          <w:tcPr>
+            <w:tcW w:w="1757" w:type="dxa"/>
+          </w:tcPr>
+          <w:p>
+            <w:pPr>
+              <w:rPr>
+                <w:b/>
+                <w:bCs/>
+              </w:rPr>
+            </w:pPr>
+            <w:r>
+              <w:rPr>
+                <w:b/>
+                <w:bCs/>
+              </w:rPr>
+              <w:t>2/</w:t>
+            </w:r>
+            <w:r>
+              <w:rPr>
+                <w:b/>
+                <w:bCs/>
+              </w:rPr>
+              <w:t>10</w:t>
+            </w:r>
+            <w:r>
+              <w:rPr>
+                <w:b/>
+                <w:bCs/>
+              </w:rPr>
+              <w:t xml:space="preserve"> IMF</w:t>
+            </w:r>
+          </w:p>
+        </w:tc>
+        <w:tc>
+          <w:tcPr>
+            <w:tcW w:w="1757" w:type="dxa"/>
+            <w:shd w:val="clear" w:color="auto" w:fill="A5C9EB" w:themeFill="text2" w:themeFillTint="40"/>
+            <w:vAlign w:val="bottom"/>
+          </w:tcPr>
+          <w:p>
+            <w:pPr>
+              <w:jc w:val="right"/>
+            </w:pPr>
+            <w:r>
+              <w:rPr>
+                <w:rFonts w:ascii="Aptos Narrow" w:hAnsi="Aptos Narrow"/>
+                <w:color w:val="000000"/>
+                <w:sz w:val="22"/>
+                <w:szCs w:val="22"/>
+              </w:rPr>
+              <w:t>9.960359</w:t>
+            </w:r>
+          </w:p>
+        </w:tc>
+        <w:tc>
+          <w:tcPr>
+            <w:tcW w:w="1946" w:type="dxa"/>
+            <w:shd w:val="clear" w:color="auto" w:fill="A5C9EB" w:themeFill="text2" w:themeFillTint="40"/>
+            <w:vAlign w:val="bottom"/>
+          </w:tcPr>
+          <w:p>
+            <w:pPr>
+              <w:jc w:val="right"/>
+            </w:pPr>
+            <w:r>
+              <w:rPr>
+                <w:rFonts w:ascii="Aptos Narrow" w:hAnsi="Aptos Narrow"/>
+                <w:color w:val="000000"/>
+                <w:sz w:val="22"/>
+                <w:szCs w:val="22"/>
+              </w:rPr>
+              <w:t>5.307051</w:t>
+            </w:r>
+          </w:p>
+        </w:tc>
+        <w:tc>
+          <w:tcPr>
+            <w:tcW w:w="1918" w:type="dxa"/>
+            <w:vAlign w:val="bottom"/>
+          </w:tcPr>
+          <w:p>
+            <w:pPr>
+              <w:jc w:val="right"/>
+            </w:pPr>
+            <w:r>
+              <w:rPr>
+                <w:rFonts w:ascii="Aptos Narrow" w:hAnsi="Aptos Narrow"/>
+                <w:color w:val="000000"/>
+                <w:sz w:val="22"/>
+                <w:szCs w:val="22"/>
+              </w:rPr>
+              <w:t>6.909527</w:t>
+            </w:r>
+          </w:p>
+        </w:tc>
+        <w:tc>
+          <w:tcPr>
+            <w:tcW w:w="1971" w:type="dxa"/>
+            <w:vAlign w:val="bottom"/>
+          </w:tcPr>
+          <w:p>
+            <w:pPr>
+              <w:jc w:val="right"/>
+            </w:pPr>
+            <w:r>
+              <w:rPr>
+                <w:rFonts w:ascii="Aptos Narrow" w:hAnsi="Aptos Narrow"/>
+                <w:color w:val="000000"/>
+                <w:sz w:val="22"/>
+                <w:szCs w:val="22"/>
+              </w:rPr>
+              <w:t>3.486803</w:t>
+            </w:r>
+          </w:p>
+        </w:tc>
+      </w:tr>
+      <w:tr>
+        <w:tc>
+          <w:tcPr>
+            <w:tcW w:w="1757" w:type="dxa"/>
+          </w:tcPr>
+          <w:p>
+            <w:pPr>
+              <w:rPr>
+                <w:b/>
+                <w:bCs/>
+              </w:rPr>
+            </w:pPr>
+            <w:r>
+              <w:rPr>
+                <w:b/>
+                <w:bCs/>
+              </w:rPr>
+              <w:t>3/</w:t>
+            </w:r>
+            <w:r>
+              <w:rPr>
+                <w:b/>
+                <w:bCs/>
+              </w:rPr>
+              <w:t>10</w:t>
+            </w:r>
+            <w:r>
+              <w:rPr>
+                <w:b/>
+                <w:bCs/>
+              </w:rPr>
+              <w:t xml:space="preserve"> IMF</w:t>
+            </w:r>
+          </w:p>
+        </w:tc>
+        <w:tc>
+          <w:tcPr>
+            <w:tcW w:w="1757" w:type="dxa"/>
+            <w:shd w:val="clear" w:color="auto" w:fill="A5C9EB" w:themeFill="text2" w:themeFillTint="40"/>
+            <w:vAlign w:val="bottom"/>
+          </w:tcPr>
+          <w:p>
+            <w:pPr>
+              <w:jc w:val="right"/>
+            </w:pPr>
+            <w:r>
+              <w:rPr>
+                <w:rFonts w:ascii="Aptos Narrow" w:hAnsi="Aptos Narrow"/>
+                <w:color w:val="000000"/>
+                <w:sz w:val="22"/>
+                <w:szCs w:val="22"/>
+              </w:rPr>
+              <w:t>7.339386</w:t>
+            </w:r>
+          </w:p>
+        </w:tc>
+        <w:tc>
+          <w:tcPr>
+            <w:tcW w:w="1946" w:type="dxa"/>
+            <w:shd w:val="clear" w:color="auto" w:fill="A5C9EB" w:themeFill="text2" w:themeFillTint="40"/>
+            <w:vAlign w:val="bottom"/>
+          </w:tcPr>
+          <w:p>
+            <w:pPr>
+              <w:jc w:val="right"/>
+            </w:pPr>
+            <w:r>
+              <w:rPr>
+                <w:rFonts w:ascii="Aptos Narrow" w:hAnsi="Aptos Narrow"/>
+                <w:color w:val="000000"/>
+                <w:sz w:val="22"/>
+                <w:szCs w:val="22"/>
+              </w:rPr>
+              <w:t>4.456443</w:t>
+            </w:r>
+          </w:p>
+        </w:tc>
+        <w:tc>
+          <w:tcPr>
+            <w:tcW w:w="1918" w:type="dxa"/>
+            <w:vAlign w:val="bottom"/>
+          </w:tcPr>
+          <w:p>
+            <w:pPr>
+              <w:jc w:val="right"/>
+            </w:pPr>
+            <w:r>
+              <w:rPr>
+                <w:rFonts w:ascii="Aptos Narrow" w:hAnsi="Aptos Narrow"/>
+                <w:color w:val="000000"/>
+                <w:sz w:val="22"/>
+                <w:szCs w:val="22"/>
+              </w:rPr>
+              <w:t>6.426504</w:t>
+            </w:r>
+          </w:p>
+        </w:tc>
+        <w:tc>
+          <w:tcPr>
+            <w:tcW w:w="1971" w:type="dxa"/>
+            <w:vAlign w:val="bottom"/>
+          </w:tcPr>
+          <w:p>
+            <w:pPr>
+              <w:jc w:val="right"/>
+            </w:pPr>
+            <w:r>
+              <w:rPr>
+                <w:rFonts w:ascii="Aptos Narrow" w:hAnsi="Aptos Narrow"/>
+                <w:color w:val="000000"/>
+                <w:sz w:val="22"/>
+                <w:szCs w:val="22"/>
+              </w:rPr>
+              <w:t>3.405059</w:t>
+            </w:r>
+          </w:p>
+        </w:tc>
+      </w:tr>
+      <w:tr>
+        <w:tc>
+          <w:tcPr>
+            <w:tcW w:w="1757" w:type="dxa"/>
+          </w:tcPr>
+          <w:p>
+            <w:pPr>
+              <w:rPr>
+                <w:b/>
+                <w:bCs/>
+              </w:rPr>
+            </w:pPr>
+            <w:r>
+              <w:rPr>
+                <w:b/>
+                <w:bCs/>
+              </w:rPr>
+              <w:t>4/</w:t>
+            </w:r>
+            <w:r>
+              <w:rPr>
+                <w:b/>
+                <w:bCs/>
+              </w:rPr>
+              <w:t>10</w:t>
+            </w:r>
+            <w:r>
+              <w:rPr>
+                <w:b/>
+                <w:bCs/>
+              </w:rPr>
+              <w:t xml:space="preserve"> IMF</w:t>
+            </w:r>
+          </w:p>
+        </w:tc>
+        <w:tc>
+          <w:tcPr>
+            <w:tcW w:w="1757" w:type="dxa"/>
+            <w:shd w:val="clear" w:color="auto" w:fill="A5C9EB" w:themeFill="text2" w:themeFillTint="40"/>
+            <w:vAlign w:val="bottom"/>
+          </w:tcPr>
+          <w:p>
+            <w:pPr>
+              <w:jc w:val="right"/>
+            </w:pPr>
+            <w:r>
+              <w:rPr>
+                <w:rFonts w:ascii="Aptos Narrow" w:hAnsi="Aptos Narrow"/>
+                <w:color w:val="000000"/>
+                <w:sz w:val="22"/>
+                <w:szCs w:val="22"/>
+              </w:rPr>
+              <w:t>5.386286</w:t>
+            </w:r>
+          </w:p>
+        </w:tc>
+        <w:tc>
+          <w:tcPr>
+            <w:tcW w:w="1946" w:type="dxa"/>
+            <w:shd w:val="clear" w:color="auto" w:fill="A5C9EB" w:themeFill="text2" w:themeFillTint="40"/>
+            <w:vAlign w:val="bottom"/>
+          </w:tcPr>
+          <w:p>
+            <w:pPr>
+              <w:jc w:val="right"/>
+            </w:pPr>
+            <w:r>
+              <w:rPr>
+                <w:rFonts w:ascii="Aptos Narrow" w:hAnsi="Aptos Narrow"/>
+                <w:color w:val="000000"/>
+                <w:sz w:val="22"/>
+                <w:szCs w:val="22"/>
+              </w:rPr>
+              <w:t>3.580901</w:t>
+            </w:r>
+          </w:p>
+        </w:tc>
+        <w:tc>
+          <w:tcPr>
+            <w:tcW w:w="1918" w:type="dxa"/>
+            <w:vAlign w:val="bottom"/>
+          </w:tcPr>
+          <w:p>
+            <w:pPr>
+              <w:jc w:val="right"/>
+            </w:pPr>
+            <w:r>
+              <w:rPr>
+                <w:rFonts w:ascii="Aptos Narrow" w:hAnsi="Aptos Narrow"/>
+                <w:color w:val="000000"/>
+                <w:sz w:val="22"/>
+                <w:szCs w:val="22"/>
+              </w:rPr>
+              <w:t>5.257355</w:t>
+            </w:r>
+          </w:p>
+        </w:tc>
+        <w:tc>
+          <w:tcPr>
+            <w:tcW w:w="1971" w:type="dxa"/>
+            <w:vAlign w:val="bottom"/>
+          </w:tcPr>
+          <w:p>
+            <w:pPr>
+              <w:jc w:val="right"/>
+            </w:pPr>
+            <w:r>
+              <w:rPr>
+                <w:rFonts w:ascii="Aptos Narrow" w:hAnsi="Aptos Narrow"/>
+                <w:color w:val="000000"/>
+                <w:sz w:val="22"/>
+                <w:szCs w:val="22"/>
+              </w:rPr>
+              <w:t>3.200646</w:t>
+            </w:r>
+          </w:p>
+        </w:tc>
+      </w:tr>
+      <w:tr>
+        <w:tc>
+          <w:tcPr>
+            <w:tcW w:w="1757" w:type="dxa"/>
+          </w:tcPr>
+          <w:p>
+            <w:pPr>
+              <w:rPr>
+                <w:b/>
+                <w:bCs/>
+              </w:rPr>
+            </w:pPr>
+            <w:r>
+              <w:rPr>
+                <w:b/>
+                <w:bCs/>
+              </w:rPr>
+              <w:t>5/</w:t>
+            </w:r>
+            <w:r>
+              <w:rPr>
+                <w:b/>
+                <w:bCs/>
+              </w:rPr>
+              <w:t>10</w:t>
+            </w:r>
+            <w:r>
+              <w:rPr>
+                <w:b/>
+                <w:bCs/>
+              </w:rPr>
+              <w:t xml:space="preserve"> IMF</w:t>
+            </w:r>
+          </w:p>
+        </w:tc>
+        <w:tc>
+          <w:tcPr>
+            <w:tcW w:w="1757" w:type="dxa"/>
+            <w:shd w:val="clear" w:color="auto" w:fill="A5C9EB" w:themeFill="text2" w:themeFillTint="40"/>
+            <w:vAlign w:val="bottom"/>
+          </w:tcPr>
+          <w:p>
+            <w:pPr>
+              <w:jc w:val="right"/>
+            </w:pPr>
+            <w:r>
+              <w:rPr>
+                <w:rFonts w:ascii="Aptos Narrow" w:hAnsi="Aptos Narrow"/>
+                <w:color w:val="000000"/>
+                <w:sz w:val="22"/>
+                <w:szCs w:val="22"/>
+              </w:rPr>
+              <w:t>4.012864</w:t>
+            </w:r>
+          </w:p>
+        </w:tc>
+        <w:tc>
+          <w:tcPr>
+            <w:tcW w:w="1946" w:type="dxa"/>
+            <w:vAlign w:val="bottom"/>
+          </w:tcPr>
+          <w:p>
+            <w:pPr>
+              <w:jc w:val="right"/>
+            </w:pPr>
+            <w:r>
+              <w:rPr>
+                <w:rFonts w:ascii="Aptos Narrow" w:hAnsi="Aptos Narrow"/>
+                <w:color w:val="000000"/>
+                <w:sz w:val="22"/>
+                <w:szCs w:val="22"/>
+              </w:rPr>
+              <w:t>2.793135</w:t>
+            </w:r>
+          </w:p>
+        </w:tc>
+        <w:tc>
+          <w:tcPr>
+            <w:tcW w:w="1918" w:type="dxa"/>
+            <w:vAlign w:val="bottom"/>
+          </w:tcPr>
+          <w:p>
+            <w:pPr>
+              <w:jc w:val="right"/>
+            </w:pPr>
+            <w:r>
+              <w:rPr>
+                <w:rFonts w:ascii="Aptos Narrow" w:hAnsi="Aptos Narrow"/>
+                <w:color w:val="000000"/>
+                <w:sz w:val="22"/>
+                <w:szCs w:val="22"/>
+              </w:rPr>
+              <w:t>3.957636</w:t>
+            </w:r>
+          </w:p>
+        </w:tc>
+        <w:tc>
+          <w:tcPr>
+            <w:tcW w:w="1971" w:type="dxa"/>
+            <w:vAlign w:val="bottom"/>
+          </w:tcPr>
+          <w:p>
+            <w:pPr>
+              <w:jc w:val="right"/>
+            </w:pPr>
+            <w:r>
+              <w:rPr>
+                <w:rFonts w:ascii="Aptos Narrow" w:hAnsi="Aptos Narrow"/>
+                <w:color w:val="000000"/>
+                <w:sz w:val="22"/>
+                <w:szCs w:val="22"/>
+              </w:rPr>
+              <w:t>2.809807</w:t>
+            </w:r>
+          </w:p>
+        </w:tc>
+      </w:tr>
+      <w:tr>
+        <w:tc>
+          <w:tcPr>
+            <w:tcW w:w="1757" w:type="dxa"/>
+          </w:tcPr>
+          <w:p>
+            <w:pPr>
+              <w:rPr>
+                <w:b/>
+                <w:bCs/>
+              </w:rPr>
+            </w:pPr>
+            <w:r>
+              <w:rPr>
+                <w:b/>
+                <w:bCs/>
+              </w:rPr>
+              <w:t>6/</w:t>
+            </w:r>
+            <w:r>
+              <w:rPr>
+                <w:b/>
+                <w:bCs/>
+              </w:rPr>
+              <w:t>10</w:t>
+            </w:r>
+            <w:r>
+              <w:rPr>
+                <w:b/>
+                <w:bCs/>
+              </w:rPr>
+              <w:t xml:space="preserve"> IMF</w:t>
+            </w:r>
+          </w:p>
+        </w:tc>
+        <w:tc>
+          <w:tcPr>
+            <w:tcW w:w="1757" w:type="dxa"/>
+            <w:shd w:val="clear" w:color="auto" w:fill="A5C9EB" w:themeFill="text2" w:themeFillTint="40"/>
+            <w:vAlign w:val="bottom"/>
+          </w:tcPr>
+          <w:p>
+            <w:pPr>
+              <w:jc w:val="right"/>
+            </w:pPr>
+            <w:r>
+              <w:rPr>
+                <w:rFonts w:ascii="Aptos Narrow" w:hAnsi="Aptos Narrow"/>
+                <w:color w:val="000000"/>
+                <w:sz w:val="22"/>
+                <w:szCs w:val="22"/>
+              </w:rPr>
+              <w:t>2.922539</w:t>
+            </w:r>
+          </w:p>
+        </w:tc>
+        <w:tc>
+          <w:tcPr>
+            <w:tcW w:w="1946" w:type="dxa"/>
+            <w:vAlign w:val="bottom"/>
+          </w:tcPr>
+          <w:p>
+            <w:pPr>
+              <w:jc w:val="right"/>
+            </w:pPr>
+            <w:r>
+              <w:rPr>
+                <w:rFonts w:ascii="Aptos Narrow" w:hAnsi="Aptos Narrow"/>
+                <w:color w:val="000000"/>
+                <w:sz w:val="22"/>
+                <w:szCs w:val="22"/>
+              </w:rPr>
+              <w:t>2.09542</w:t>
+            </w:r>
+          </w:p>
+        </w:tc>
+        <w:tc>
+          <w:tcPr>
+            <w:tcW w:w="1918" w:type="dxa"/>
+            <w:vAlign w:val="bottom"/>
+          </w:tcPr>
+          <w:p>
+            <w:pPr>
+              <w:jc w:val="right"/>
+            </w:pPr>
+            <w:r>
+              <w:rPr>
+                <w:rFonts w:ascii="Aptos Narrow" w:hAnsi="Aptos Narrow"/>
+                <w:color w:val="000000"/>
+                <w:sz w:val="22"/>
+                <w:szCs w:val="22"/>
+              </w:rPr>
+              <w:t>2.870418</w:t>
+            </w:r>
+          </w:p>
+        </w:tc>
+        <w:tc>
+          <w:tcPr>
+            <w:tcW w:w="1971" w:type="dxa"/>
+            <w:vAlign w:val="bottom"/>
+          </w:tcPr>
+          <w:p>
+            <w:pPr>
+              <w:jc w:val="right"/>
+            </w:pPr>
+            <w:r>
+              <w:rPr>
+                <w:rFonts w:ascii="Aptos Narrow" w:hAnsi="Aptos Narrow"/>
+                <w:color w:val="000000"/>
+                <w:sz w:val="22"/>
+                <w:szCs w:val="22"/>
+              </w:rPr>
+              <w:t>2.251542</w:t>
+            </w:r>
+          </w:p>
+        </w:tc>
+      </w:tr>
+      <w:tr>
+        <w:tc>
+          <w:tcPr>
+            <w:tcW w:w="1757" w:type="dxa"/>
+          </w:tcPr>
+          <w:p>
+            <w:pPr>
+              <w:rPr>
+                <w:b/>
+                <w:bCs/>
+              </w:rPr>
+            </w:pPr>
+            <w:r>
+              <w:rPr>
+                <w:b/>
+                <w:bCs/>
+              </w:rPr>
+              <w:t>7</w:t>
+            </w:r>
+            <w:r>
+              <w:rPr>
+                <w:b/>
+                <w:bCs/>
+              </w:rPr>
+              <w:t>/</w:t>
+            </w:r>
+            <w:r>
+              <w:rPr>
+                <w:b/>
+                <w:bCs/>
+              </w:rPr>
+              <w:t>10</w:t>
+            </w:r>
+            <w:r>
+              <w:rPr>
+                <w:b/>
+                <w:bCs/>
+              </w:rPr>
+              <w:t xml:space="preserve"> IMF</w:t>
+            </w:r>
+          </w:p>
+        </w:tc>
+        <w:tc>
+          <w:tcPr>
+            <w:tcW w:w="1757" w:type="dxa"/>
+            <w:shd w:val="clear" w:color="auto" w:fill="A5C9EB" w:themeFill="text2" w:themeFillTint="40"/>
+            <w:vAlign w:val="bottom"/>
+          </w:tcPr>
+          <w:p>
+            <w:pPr>
+              <w:jc w:val="right"/>
+            </w:pPr>
+            <w:r>
+              <w:rPr>
+                <w:rFonts w:ascii="Aptos Narrow" w:hAnsi="Aptos Narrow"/>
+                <w:color w:val="000000"/>
+                <w:sz w:val="22"/>
+                <w:szCs w:val="22"/>
+              </w:rPr>
+              <w:t>1.981748</w:t>
+            </w:r>
+          </w:p>
+        </w:tc>
+        <w:tc>
+          <w:tcPr>
+            <w:tcW w:w="1946" w:type="dxa"/>
+            <w:vAlign w:val="bottom"/>
+          </w:tcPr>
+          <w:p>
+            <w:pPr>
+              <w:jc w:val="right"/>
+            </w:pPr>
+            <w:r>
+              <w:rPr>
+                <w:rFonts w:ascii="Aptos Narrow" w:hAnsi="Aptos Narrow"/>
+                <w:color w:val="000000"/>
+                <w:sz w:val="22"/>
+                <w:szCs w:val="22"/>
+              </w:rPr>
+              <w:t>1.462532</w:t>
+            </w:r>
+          </w:p>
+        </w:tc>
+        <w:tc>
+          <w:tcPr>
+            <w:tcW w:w="1918" w:type="dxa"/>
+            <w:vAlign w:val="bottom"/>
+          </w:tcPr>
+          <w:p>
+            <w:pPr>
+              <w:jc w:val="right"/>
+            </w:pPr>
+            <w:r>
+              <w:rPr>
+                <w:rFonts w:ascii="Aptos Narrow" w:hAnsi="Aptos Narrow"/>
+                <w:color w:val="000000"/>
+                <w:sz w:val="22"/>
+                <w:szCs w:val="22"/>
+              </w:rPr>
+              <w:t>2.017265</w:t>
+            </w:r>
+          </w:p>
+        </w:tc>
+        <w:tc>
+          <w:tcPr>
+            <w:tcW w:w="1971" w:type="dxa"/>
+            <w:vAlign w:val="bottom"/>
+          </w:tcPr>
+          <w:p>
+            <w:pPr>
+              <w:jc w:val="right"/>
+            </w:pPr>
+            <w:r>
+              <w:rPr>
+                <w:rFonts w:ascii="Aptos Narrow" w:hAnsi="Aptos Narrow"/>
+                <w:color w:val="000000"/>
+                <w:sz w:val="22"/>
+                <w:szCs w:val="22"/>
+              </w:rPr>
+              <w:t>1.589824</w:t>
+            </w:r>
+          </w:p>
+        </w:tc>
+      </w:tr>
+      <w:tr>
+        <w:tc>
+          <w:tcPr>
+            <w:tcW w:w="1757" w:type="dxa"/>
+          </w:tcPr>
+          <w:p>
+            <w:pPr>
+              <w:rPr>
+                <w:b/>
+                <w:bCs/>
+              </w:rPr>
+            </w:pPr>
+            <w:r>
+              <w:rPr>
+                <w:b/>
+                <w:bCs/>
+              </w:rPr>
+              <w:t>8</w:t>
+            </w:r>
+            <w:r>
+              <w:rPr>
+                <w:b/>
+                <w:bCs/>
+              </w:rPr>
+              <w:t>/</w:t>
+            </w:r>
+            <w:r>
+              <w:rPr>
+                <w:b/>
+                <w:bCs/>
+              </w:rPr>
+              <w:t>10</w:t>
+            </w:r>
+            <w:r>
+              <w:rPr>
+                <w:b/>
+                <w:bCs/>
+              </w:rPr>
+              <w:t xml:space="preserve"> IMF</w:t>
+            </w:r>
+          </w:p>
+        </w:tc>
+        <w:tc>
+          <w:tcPr>
+            <w:tcW w:w="1757" w:type="dxa"/>
+            <w:shd w:val="clear" w:color="auto" w:fill="A5C9EB" w:themeFill="text2" w:themeFillTint="40"/>
+            <w:vAlign w:val="bottom"/>
+          </w:tcPr>
+          <w:p>
+            <w:pPr>
+              <w:jc w:val="right"/>
+            </w:pPr>
+            <w:r>
+              <w:rPr>
+                <w:rFonts w:ascii="Aptos Narrow" w:hAnsi="Aptos Narrow"/>
+                <w:color w:val="000000"/>
+                <w:sz w:val="22"/>
+                <w:szCs w:val="22"/>
+              </w:rPr>
+              <w:t>1.192561</w:t>
+            </w:r>
+          </w:p>
+        </w:tc>
+        <w:tc>
+          <w:tcPr>
+            <w:tcW w:w="1946" w:type="dxa"/>
+            <w:vAlign w:val="bottom"/>
+          </w:tcPr>
+          <w:p>
+            <w:pPr>
+              <w:jc w:val="right"/>
+            </w:pPr>
+            <w:r>
+              <w:rPr>
+                <w:rFonts w:ascii="Aptos Narrow" w:hAnsi="Aptos Narrow"/>
+                <w:color w:val="000000"/>
+                <w:sz w:val="22"/>
+                <w:szCs w:val="22"/>
+              </w:rPr>
+              <w:t>0.921364</w:t>
+            </w:r>
+          </w:p>
+        </w:tc>
+        <w:tc>
+          <w:tcPr>
+            <w:tcW w:w="1918" w:type="dxa"/>
+            <w:vAlign w:val="bottom"/>
+          </w:tcPr>
+          <w:p>
+            <w:pPr>
+              <w:jc w:val="right"/>
+            </w:pPr>
+            <w:r>
+              <w:rPr>
+                <w:rFonts w:ascii="Aptos Narrow" w:hAnsi="Aptos Narrow"/>
+                <w:color w:val="000000"/>
+                <w:sz w:val="22"/>
+                <w:szCs w:val="22"/>
+              </w:rPr>
+              <w:t>1.285275</w:t>
+            </w:r>
+          </w:p>
+        </w:tc>
+        <w:tc>
+          <w:tcPr>
+            <w:tcW w:w="1971" w:type="dxa"/>
+            <w:vAlign w:val="bottom"/>
+          </w:tcPr>
+          <w:p>
+            <w:pPr>
+              <w:jc w:val="right"/>
+            </w:pPr>
+            <w:r>
+              <w:rPr>
+                <w:rFonts w:ascii="Aptos Narrow" w:hAnsi="Aptos Narrow"/>
+                <w:color w:val="000000"/>
+                <w:sz w:val="22"/>
+                <w:szCs w:val="22"/>
+              </w:rPr>
+              <w:t>0.931173</w:t>
+            </w:r>
+          </w:p>
+        </w:tc>
+      </w:tr>
+      <w:tr>
+        <w:tc>
+          <w:tcPr>
+            <w:tcW w:w="1757" w:type="dxa"/>
+          </w:tcPr>
+          <w:p>
+            <w:pPr>
+              <w:rPr>
+                <w:b/>
+                <w:bCs/>
+              </w:rPr>
+            </w:pPr>
+            <w:r>
+              <w:rPr>
+                <w:b/>
+                <w:bCs/>
+              </w:rPr>
+              <w:t>9</w:t>
+            </w:r>
+            <w:r>
+              <w:rPr>
+                <w:b/>
+                <w:bCs/>
+              </w:rPr>
+              <w:t>/</w:t>
+            </w:r>
+            <w:r>
+              <w:rPr>
+                <w:b/>
+                <w:bCs/>
+              </w:rPr>
+              <w:t>10</w:t>
+            </w:r>
+            <w:r>
+              <w:rPr>
+                <w:b/>
+                <w:bCs/>
+              </w:rPr>
+              <w:t xml:space="preserve"> IMF</w:t>
+            </w:r>
+          </w:p>
+        </w:tc>
+        <w:tc>
+          <w:tcPr>
+            <w:tcW w:w="1757" w:type="dxa"/>
+            <w:shd w:val="clear" w:color="auto" w:fill="A5C9EB" w:themeFill="text2" w:themeFillTint="40"/>
+            <w:vAlign w:val="bottom"/>
+          </w:tcPr>
+          <w:p>
+            <w:pPr>
+              <w:jc w:val="right"/>
+            </w:pPr>
+            <w:r>
+              <w:rPr>
+                <w:rFonts w:ascii="Aptos Narrow" w:hAnsi="Aptos Narrow"/>
+                <w:color w:val="000000"/>
+                <w:sz w:val="22"/>
+                <w:szCs w:val="22"/>
+              </w:rPr>
+              <w:t>0.469479</w:t>
+            </w:r>
+          </w:p>
+        </w:tc>
+        <w:tc>
+          <w:tcPr>
+            <w:tcW w:w="1946" w:type="dxa"/>
+            <w:vAlign w:val="bottom"/>
+          </w:tcPr>
+          <w:p>
+            <w:pPr>
+              <w:jc w:val="right"/>
+            </w:pPr>
+            <w:r>
+              <w:rPr>
+                <w:rFonts w:ascii="Aptos Narrow" w:hAnsi="Aptos Narrow"/>
+                <w:color w:val="000000"/>
+                <w:sz w:val="22"/>
+                <w:szCs w:val="22"/>
+              </w:rPr>
+              <w:t>0.431651</w:t>
+            </w:r>
+          </w:p>
+        </w:tc>
+        <w:tc>
+          <w:tcPr>
+            <w:tcW w:w="1918" w:type="dxa"/>
+            <w:vAlign w:val="bottom"/>
+          </w:tcPr>
+          <w:p>
+            <w:pPr>
+              <w:jc w:val="right"/>
+            </w:pPr>
+            <w:r>
+              <w:rPr>
+                <w:rFonts w:ascii="Aptos Narrow" w:hAnsi="Aptos Narrow"/>
+                <w:color w:val="000000"/>
+                <w:sz w:val="22"/>
+                <w:szCs w:val="22"/>
+              </w:rPr>
+              <w:t>0.551332</w:t>
+            </w:r>
+          </w:p>
+        </w:tc>
+        <w:tc>
+          <w:tcPr>
+            <w:tcW w:w="1971" w:type="dxa"/>
+            <w:vAlign w:val="bottom"/>
+          </w:tcPr>
+          <w:p>
+            <w:pPr>
+              <w:jc w:val="right"/>
+            </w:pPr>
+            <w:r>
+              <w:rPr>
+                <w:rFonts w:ascii="Aptos Narrow" w:hAnsi="Aptos Narrow"/>
+                <w:color w:val="000000"/>
+                <w:sz w:val="22"/>
+                <w:szCs w:val="22"/>
+              </w:rPr>
+              <w:t>0.341724</w:t>
+            </w:r>
+          </w:p>
+        </w:tc>
+      </w:tr>
+      <w:tr>
+        <w:tc>
+          <w:tcPr>
+            <w:tcW w:w="1757" w:type="dxa"/>
+          </w:tcPr>
+          <w:p>
+            <w:pPr>
+              <w:rPr>
+                <w:b/>
+                <w:bCs/>
+              </w:rPr>
+            </w:pPr>
+            <w:r>
+              <w:rPr>
+                <w:b/>
+                <w:bCs/>
+              </w:rPr>
+              <w:t>10</w:t>
+            </w:r>
+            <w:r>
+              <w:rPr>
+                <w:b/>
+                <w:bCs/>
+              </w:rPr>
+              <w:t>/</w:t>
+            </w:r>
+            <w:r>
+              <w:rPr>
+                <w:b/>
+                <w:bCs/>
+              </w:rPr>
+              <w:t>10</w:t>
+            </w:r>
+            <w:r>
+              <w:rPr>
+                <w:b/>
+                <w:bCs/>
+              </w:rPr>
+              <w:t xml:space="preserve"> IMF</w:t>
+            </w:r>
+          </w:p>
+        </w:tc>
+        <w:tc>
+          <w:tcPr>
+            <w:tcW w:w="1757" w:type="dxa"/>
+            <w:vAlign w:val="bottom"/>
+          </w:tcPr>
+          <w:p>
+            <w:pPr>
+              <w:jc w:val="right"/>
+            </w:pPr>
+            <w:r>
+              <w:rPr>
+                <w:rFonts w:ascii="Aptos Narrow" w:hAnsi="Aptos Narrow"/>
+                <w:color w:val="000000"/>
+                <w:sz w:val="22"/>
+                <w:szCs w:val="22"/>
+              </w:rPr>
+              <w:t>-0.24674</w:t>
+            </w:r>
+          </w:p>
+        </w:tc>
+        <w:tc>
+          <w:tcPr>
+            <w:tcW w:w="1946" w:type="dxa"/>
+            <w:vAlign w:val="bottom"/>
+          </w:tcPr>
+          <w:p>
+            <w:pPr>
+              <w:jc w:val="right"/>
+            </w:pPr>
+            <w:r>
+              <w:rPr>
+                <w:rFonts w:ascii="Aptos Narrow" w:hAnsi="Aptos Narrow"/>
+                <w:color w:val="000000"/>
+                <w:sz w:val="22"/>
+                <w:szCs w:val="22"/>
+              </w:rPr>
+              <w:t>-0.06629</w:t>
+            </w:r>
+          </w:p>
+        </w:tc>
+        <w:tc>
+          <w:tcPr>
+            <w:tcW w:w="1918" w:type="dxa"/>
+            <w:vAlign w:val="bottom"/>
+          </w:tcPr>
+          <w:p>
+            <w:pPr>
+              <w:jc w:val="right"/>
+            </w:pPr>
+            <w:r>
+              <w:rPr>
+                <w:rFonts w:ascii="Aptos Narrow" w:hAnsi="Aptos Narrow"/>
+                <w:color w:val="000000"/>
+                <w:sz w:val="22"/>
+                <w:szCs w:val="22"/>
+              </w:rPr>
+              <w:t>-0.15674</w:t>
+            </w:r>
+          </w:p>
+        </w:tc>
+        <w:tc>
+          <w:tcPr>
+            <w:tcW w:w="1971" w:type="dxa"/>
+            <w:vAlign w:val="bottom"/>
+          </w:tcPr>
+          <w:p>
+            <w:pPr>
+              <w:jc w:val="right"/>
+            </w:pPr>
+            <w:r>
+              <w:rPr>
+                <w:rFonts w:ascii="Aptos Narrow" w:hAnsi="Aptos Narrow"/>
+                <w:color w:val="000000"/>
+                <w:sz w:val="22"/>
+                <w:szCs w:val="22"/>
+              </w:rPr>
+              <w:t>-0.20203</w:t>
+            </w:r>
+          </w:p>
+        </w:tc>
+      </w:tr>
+    </w:tbl>
+    <w:p>
+      <w:r>
+        <w:rPr>
+          <w:noProof/>
+        </w:rPr>
+        <w:lastRenderedPageBreak/>
+        <w:drawing>
+          <wp:inline distT="0" distB="0" distL="0" distR="0" wp14:anchorId="4C93A6B3" wp14:editId="73B3A2E9">
+            <wp:extent cx="5943600" cy="5522414"/>
+            <wp:effectExtent l="0" t="0" r="0" b="0"/>
+            <wp:docPr id="1975614957" name="Picture 3"/>
+            <wp:cNvGraphicFramePr>
+              <a:graphicFrameLocks xmlns:a="http://schemas.openxmlformats.org/drawingml/2006/main" noChangeAspect="1"/>
+            </wp:cNvGraphicFramePr>
+            <a:graphic xmlns:a="http://schemas.openxmlformats.org/drawingml/2006/main">
+              <a:graphicData uri="http://schemas.openxmlformats.org/drawingml/2006/picture">
+                <pic:pic xmlns:pic="http://schemas.openxmlformats.org/drawingml/2006/picture">
+                  <pic:nvPicPr>
+                    <pic:cNvPr id="0" name="Picture 3"/>
+                    <pic:cNvPicPr>
+                      <a:picLocks noChangeAspect="1" noChangeArrowheads="1"/>
+                    </pic:cNvPicPr>
+                  </pic:nvPicPr>
+                  <pic:blipFill rotWithShape="1">
+                    <a:blip r:embed="rId12" cstate="print">
+                      <a:extLst>
+                        <a:ext uri="{28A0092B-C50C-407E-A947-70E740481C1C}">
+                          <a14:useLocalDpi xmlns:a14="http://schemas.microsoft.com/office/drawing/2010/main" val="0"/>
+                        </a:ext>
+                      </a:extLst>
+                    </a:blip>
+                    <a:srcRect l="2880" r="2920"/>
+                    <a:stretch/>
+                  </pic:blipFill>
+                  <pic:spPr bwMode="auto">
+                    <a:xfrm>
+                      <a:off x="0" y="0"/>
+                      <a:ext cx="5943600" cy="5522414"/>
+                    </a:xfrm>
+                    <a:prstGeom prst="rect">
+                      <a:avLst/>
+                    </a:prstGeom>
+                    <a:noFill/>
+                    <a:ln>
+                      <a:noFill/>
+                    </a:ln>
+                    <a:extLst>
+                      <a:ext uri="{53640926-AAD7-44D8-BBD7-CCE9431645EC}">
+                        <a14:shadowObscured xmlns:a14="http://schemas.microsoft.com/office/drawing/2010/main"/>
+                      </a:ext>
+                    </a:extLst>
+                  </pic:spPr>
+                </pic:pic>
+              </a:graphicData>
+            </a:graphic>
+          </wp:inline>
+        </w:drawing>
+      </w:r>
+    </w:p>
+    <w:p>
+      <w:pPr>
+        <w:shd w:val="clear" w:color="auto" w:fill="F5F5F5"/>
+        <w:spacing w:after="150" w:line="270" w:lineRule="atLeast"/>
+        <w:rPr>
+          <w:rFonts w:ascii="Consolas" w:eastAsia="Times New Roman" w:hAnsi="Consolas" w:cs="Times New Roman"/>
+          <w:color w:val="212121"/>
+          <w:kern w:val="0"/>
+          <w:sz w:val="21"/>
+          <w:szCs w:val="21"/>
+          <w14:ligatures w14:val="none"/>
+        </w:rPr>
+      </w:pPr>
+    </w:p>
     <w:sectPr>
       <w:pgSz w:w="12240" w:h="15840"/>
       <w:pgMar w:top="1440" w:right="1440" w:bottom="1440" w:left="1440" w:header="720" w:footer="720" w:gutter="0"/>
@@ -2530,6 +4343,11 @@
       </w:tblBorders>
     </w:tblPr>
   </w:style>
+  <w:style w:type="character" w:customStyle="1" w:styleId="sb35a81a10">
+    <w:name w:val="sb35a81a10"/>
+    <w:basedOn w:val="DefaultParagraphFont"/>
+    <w:rsid w:val="00F57EEA"/>
+  </w:style>
 </w:styles>
 </file>
 

--- a/reduce_noise_results.docx
+++ b/reduce_noise_results.docx
@@ -195,8 +195,13 @@
         <w:fldChar w:fldCharType="end"/>
       </w:r>
       <w:r>
-        <w:t>. Signal with white noise</w:t>
-      </w:r>
+        <w:t xml:space="preserve">. Signal with white </w:t>
+      </w:r>
+      <w:proofErr w:type="gramStart"/>
+      <w:r>
+        <w:t>noise</w:t>
+      </w:r>
+      <w:proofErr w:type="gramEnd"/>
     </w:p>
     <w:p>
       <w:pPr>
@@ -1176,7 +1181,7 @@
             <w:r>
               <w:rPr>
                 <w:rFonts w:ascii="Aptos Narrow" w:hAnsi="Aptos Narrow"/>
-                <w:color w:val="000000"/>
+                <w:color w:val="C00000"/>
                 <w:sz w:val="22"/>
                 <w:szCs w:val="22"/>
               </w:rPr>
@@ -2191,7 +2196,7 @@
             <w:r>
               <w:rPr>
                 <w:rFonts w:ascii="Aptos Narrow" w:hAnsi="Aptos Narrow"/>
-                <w:color w:val="000000"/>
+                <w:color w:val="C00000"/>
                 <w:sz w:val="22"/>
                 <w:szCs w:val="22"/>
               </w:rPr>
